--- a/Merkblätter/Merkblatt_Aufsichtspersonen_KB_allgemein.docx
+++ b/Merkblätter/Merkblatt_Aufsichtspersonen_KB_allgemein.docx
@@ -361,7 +361,21 @@
         <w:rPr>
           <w:lang w:bidi="th-TH"/>
         </w:rPr>
-        <w:t>Namen und Email-Adressen der Prüflinge</w:t>
+        <w:t xml:space="preserve">Namen und </w:t>
+      </w:r>
+      <w:proofErr w:type="gramStart"/>
+      <w:r>
+        <w:rPr>
+          <w:lang w:bidi="th-TH"/>
+        </w:rPr>
+        <w:t>Email</w:t>
+      </w:r>
+      <w:proofErr w:type="gramEnd"/>
+      <w:r>
+        <w:rPr>
+          <w:lang w:bidi="th-TH"/>
+        </w:rPr>
+        <w:t>-Adressen der Prüflinge</w:t>
       </w:r>
     </w:p>
     <w:p>
@@ -378,6 +392,14 @@
         </w:rPr>
         <w:t>Link zum Examenskurs sowie der dazugehörige Einschreibeschlüssel</w:t>
       </w:r>
+      <w:ins w:id="0" w:author="Gottfried Zimmermann" w:date="2026-06-01T15:57:00Z" w16du:dateUtc="2026-06-01T13:57:00Z">
+        <w:r>
+          <w:rPr>
+            <w:lang w:bidi="th-TH"/>
+          </w:rPr>
+          <w:t xml:space="preserve"> für die Prüflinge</w:t>
+        </w:r>
+      </w:ins>
     </w:p>
     <w:p>
       <w:pPr>
@@ -420,11 +442,11 @@
           <w:numId w:val="5"/>
         </w:numPr>
       </w:pPr>
-      <w:bookmarkStart w:id="0" w:name="_Hlk208997530"/>
+      <w:bookmarkStart w:id="1" w:name="_Hlk208997530"/>
       <w:r>
         <w:t>Ggf. benötigte Ausstattung vor Ort (externer Bildschirm, Laptop, etc.).</w:t>
       </w:r>
-      <w:bookmarkEnd w:id="0"/>
+      <w:bookmarkEnd w:id="1"/>
     </w:p>
     <w:p>
       <w:pPr>
@@ -524,6 +546,7 @@
         </w:numPr>
       </w:pPr>
       <w:r>
+        <w:lastRenderedPageBreak/>
         <w:t>Schritt-für-Schritt-Anleitung zum Einstellen der Zeitverlängerung bei Nachteilsausgleichen im Examenskurs</w:t>
       </w:r>
       <w:r>
@@ -545,7 +568,6 @@
         <w:rPr>
           <w:lang w:bidi="th-TH"/>
         </w:rPr>
-        <w:lastRenderedPageBreak/>
         <w:t>Drucken Sie folgende Materialien für den Prüfungstag aus:</w:t>
       </w:r>
     </w:p>
@@ -627,7 +649,21 @@
         <w:rPr>
           <w:lang w:bidi="th-TH"/>
         </w:rPr>
-        <w:t>Ggfs. Dokument mit allen relevanten Informationen: WLAN-Passwort, Passwort für die Prüfung, Link zum Examenskurs, Einschreibeschlüssel, etc.</w:t>
+        <w:t xml:space="preserve">Ggfs. Dokument mit allen relevanten Informationen: WLAN-Passwort, </w:t>
+      </w:r>
+      <w:del w:id="2" w:author="Gottfried Zimmermann" w:date="2026-06-01T15:59:00Z" w16du:dateUtc="2026-06-01T13:59:00Z">
+        <w:r>
+          <w:rPr>
+            <w:lang w:bidi="th-TH"/>
+          </w:rPr>
+          <w:delText xml:space="preserve">Passwort für die Prüfung, </w:delText>
+        </w:r>
+      </w:del>
+      <w:r>
+        <w:rPr>
+          <w:lang w:bidi="th-TH"/>
+        </w:rPr>
+        <w:t>Link zum Examenskurs, Einschreibeschlüssel, etc.</w:t>
       </w:r>
     </w:p>
     <w:p>
@@ -654,8 +690,36 @@
         <w:rPr>
           <w:lang w:bidi="th-TH"/>
         </w:rPr>
-        <w:t>Das Passwort wird nach jeder Prüfung geändert! Bitte prüfen Sie rechtzeitig vor Ihrem Prüfungstermin, ob Sie die aktuelle Version haben. Am Änderungsdatum erkennen Sie, ob das Passwort nach der letzten Prüfung bereits aktualisiert wurde.</w:t>
+        <w:t xml:space="preserve">Das Passwort wird nach jeder Prüfung geändert! </w:t>
       </w:r>
+      <w:ins w:id="3" w:author="Sharon Kottmann" w:date="2026-06-01T15:56:00Z" w16du:dateUtc="2026-06-01T13:56:00Z">
+        <w:r>
+          <w:rPr>
+            <w:lang w:bidi="th-TH"/>
+          </w:rPr>
+          <w:t xml:space="preserve">Das neue Passwort ist nur während dem Prüfungszeitraum aktiv. </w:t>
+        </w:r>
+      </w:ins>
+      <w:r>
+        <w:rPr>
+          <w:lang w:bidi="th-TH"/>
+        </w:rPr>
+        <w:t>B</w:t>
+      </w:r>
+      <w:r>
+        <w:rPr>
+          <w:lang w:bidi="th-TH"/>
+        </w:rPr>
+        <w:t xml:space="preserve">itte prüfen Sie rechtzeitig vor Ihrem Prüfungstermin, ob Sie die aktuelle Version haben. </w:t>
+      </w:r>
+      <w:del w:id="4" w:author="Sharon Kottmann" w:date="2026-06-01T15:56:00Z" w16du:dateUtc="2026-06-01T13:56:00Z">
+        <w:r>
+          <w:rPr>
+            <w:lang w:bidi="th-TH"/>
+          </w:rPr>
+          <w:delText>Am Änderungsdatum erkennen Sie, ob das Passwort nach der letzten Prüfung bereits aktualisiert wurde.</w:delText>
+        </w:r>
+      </w:del>
     </w:p>
     <w:p>
       <w:pPr>
@@ -874,15 +938,19 @@
           <w:numId w:val="8"/>
         </w:numPr>
         <w:rPr>
+          <w:del w:id="5" w:author="Gottfried Zimmermann" w:date="2026-06-01T16:14:00Z" w16du:dateUtc="2026-06-01T14:14:00Z"/>
           <w:lang w:bidi="th-TH"/>
         </w:rPr>
       </w:pPr>
-      <w:r>
-        <w:rPr>
-          <w:lang w:bidi="th-TH"/>
-        </w:rPr>
-        <w:t>Sicherstellen, dass benötigte Assistive Technologien funktionieren (z.B. Screenreader).</w:t>
-      </w:r>
+      <w:del w:id="6" w:author="Gottfried Zimmermann" w:date="2026-06-01T16:14:00Z" w16du:dateUtc="2026-06-01T14:14:00Z">
+        <w:r>
+          <w:rPr>
+            <w:lang w:bidi="th-TH"/>
+          </w:rPr>
+          <w:lastRenderedPageBreak/>
+          <w:delText>Sicherstellen, dass benötigte Assistive Technologien funktionieren (z.B. Screenreader).</w:delText>
+        </w:r>
+      </w:del>
     </w:p>
     <w:p>
       <w:pPr>
@@ -899,7 +967,6 @@
         <w:rPr>
           <w:lang w:bidi="th-TH"/>
         </w:rPr>
-        <w:lastRenderedPageBreak/>
         <w:t>Sicherstellen, dass Prüflinge mit Screenreader Kopfhörer verwenden.</w:t>
       </w:r>
     </w:p>
@@ -947,16 +1014,21 @@
           <w:numId w:val="8"/>
         </w:numPr>
         <w:rPr>
+          <w:moveFrom w:id="7" w:author="Gottfried Zimmermann" w:date="2026-06-01T16:17:00Z" w16du:dateUtc="2026-06-01T14:17:00Z"/>
           <w:lang w:bidi="th-TH"/>
         </w:rPr>
       </w:pPr>
-      <w:r>
-        <w:rPr>
-          <w:lang w:bidi="th-TH"/>
-        </w:rPr>
-        <w:t>Alle Prüflinge in den Moodle-Kurs eintreten lassen und überprüfen, dass es für alle funktioniert.</w:t>
-      </w:r>
+      <w:moveFromRangeStart w:id="8" w:author="Gottfried Zimmermann" w:date="2026-06-01T16:17:00Z" w:name="move231223067"/>
+      <w:moveFrom w:id="9" w:author="Gottfried Zimmermann" w:date="2026-06-01T16:17:00Z" w16du:dateUtc="2026-06-01T14:17:00Z">
+        <w:r>
+          <w:rPr>
+            <w:lang w:bidi="th-TH"/>
+          </w:rPr>
+          <w:t>Alle Prüflinge in den Moodle-Kurs eintreten lassen und überprüfen, dass es für alle funktioniert.</w:t>
+        </w:r>
+      </w:moveFrom>
     </w:p>
+    <w:moveFromRangeEnd w:id="8"/>
     <w:p>
       <w:pPr>
         <w:pStyle w:val="Listenabsatz"/>
@@ -964,19 +1036,234 @@
           <w:ilvl w:val="0"/>
           <w:numId w:val="8"/>
         </w:numPr>
-      </w:pPr>
+        <w:rPr>
+          <w:ins w:id="10" w:author="Gottfried Zimmermann" w:date="2026-06-01T16:17:00Z" w16du:dateUtc="2026-06-01T14:17:00Z"/>
+        </w:rPr>
+      </w:pPr>
+      <w:del w:id="11" w:author="Gottfried Zimmermann" w:date="2026-06-01T16:14:00Z" w16du:dateUtc="2026-06-01T14:14:00Z">
+        <w:r>
+          <w:rPr>
+            <w:szCs w:val="28"/>
+            <w:lang w:bidi="th-TH"/>
+          </w:rPr>
+          <w:delText xml:space="preserve">Passwort </w:delText>
+        </w:r>
+      </w:del>
+      <w:ins w:id="12" w:author="Gottfried Zimmermann" w:date="2026-06-01T16:14:00Z" w16du:dateUtc="2026-06-01T14:14:00Z">
+        <w:r>
+          <w:rPr>
+            <w:szCs w:val="28"/>
+            <w:lang w:bidi="th-TH"/>
+          </w:rPr>
+          <w:t>Einschreibeschlüssel</w:t>
+        </w:r>
+        <w:r>
+          <w:rPr>
+            <w:szCs w:val="28"/>
+            <w:lang w:bidi="th-TH"/>
+          </w:rPr>
+          <w:t xml:space="preserve"> </w:t>
+        </w:r>
+      </w:ins>
       <w:r>
         <w:rPr>
           <w:szCs w:val="28"/>
           <w:lang w:bidi="th-TH"/>
         </w:rPr>
-        <w:t>Passwort für die Prüfung</w:t>
+        <w:t xml:space="preserve">für </w:t>
       </w:r>
+      <w:del w:id="13" w:author="Gottfried Zimmermann" w:date="2026-06-01T16:17:00Z" w16du:dateUtc="2026-06-01T14:17:00Z">
+        <w:r>
+          <w:rPr>
+            <w:szCs w:val="28"/>
+            <w:lang w:bidi="th-TH"/>
+          </w:rPr>
+          <w:delText>die Prüfung</w:delText>
+        </w:r>
+      </w:del>
+      <w:ins w:id="14" w:author="Gottfried Zimmermann" w:date="2026-06-01T16:17:00Z" w16du:dateUtc="2026-06-01T14:17:00Z">
+        <w:r>
+          <w:rPr>
+            <w:szCs w:val="28"/>
+            <w:lang w:bidi="th-TH"/>
+          </w:rPr>
+          <w:t>den Examens-Kurs</w:t>
+        </w:r>
+      </w:ins>
       <w:r>
         <w:rPr>
           <w:lang w:bidi="th-TH"/>
         </w:rPr>
-        <w:t xml:space="preserve"> an die Prüflinge verteilen. Die Prüfungszeit startet erst, wenn das Passwort eingegeben wurde.</w:t>
+        <w:t xml:space="preserve"> an die Prüflinge verteilen. </w:t>
+      </w:r>
+    </w:p>
+    <w:p>
+      <w:pPr>
+        <w:pStyle w:val="Listenabsatz"/>
+        <w:numPr>
+          <w:ilvl w:val="0"/>
+          <w:numId w:val="8"/>
+        </w:numPr>
+        <w:rPr>
+          <w:ins w:id="15" w:author="Gottfried Zimmermann" w:date="2026-06-01T16:18:00Z" w16du:dateUtc="2026-06-01T14:18:00Z"/>
+          <w:lang w:bidi="th-TH"/>
+        </w:rPr>
+      </w:pPr>
+      <w:moveToRangeStart w:id="16" w:author="Gottfried Zimmermann" w:date="2026-06-01T16:17:00Z" w:name="move231223067"/>
+      <w:moveTo w:id="17" w:author="Gottfried Zimmermann" w:date="2026-06-01T16:17:00Z" w16du:dateUtc="2026-06-01T14:17:00Z">
+        <w:r>
+          <w:rPr>
+            <w:lang w:bidi="th-TH"/>
+          </w:rPr>
+          <w:t xml:space="preserve">Alle Prüflinge in den </w:t>
+        </w:r>
+        <w:del w:id="18" w:author="Gottfried Zimmermann" w:date="2026-06-01T16:17:00Z" w16du:dateUtc="2026-06-01T14:17:00Z">
+          <w:r>
+            <w:rPr>
+              <w:lang w:bidi="th-TH"/>
+            </w:rPr>
+            <w:delText>Moodle</w:delText>
+          </w:r>
+        </w:del>
+      </w:moveTo>
+      <w:ins w:id="19" w:author="Gottfried Zimmermann" w:date="2026-06-01T16:17:00Z" w16du:dateUtc="2026-06-01T14:17:00Z">
+        <w:r>
+          <w:rPr>
+            <w:lang w:bidi="th-TH"/>
+          </w:rPr>
+          <w:t>Examens</w:t>
+        </w:r>
+      </w:ins>
+      <w:moveTo w:id="20" w:author="Gottfried Zimmermann" w:date="2026-06-01T16:17:00Z" w16du:dateUtc="2026-06-01T14:17:00Z">
+        <w:r>
+          <w:rPr>
+            <w:lang w:bidi="th-TH"/>
+          </w:rPr>
+          <w:t>-Kurs eintreten lassen</w:t>
+        </w:r>
+      </w:moveTo>
+      <w:ins w:id="21" w:author="Gottfried Zimmermann" w:date="2026-06-01T16:18:00Z" w16du:dateUtc="2026-06-01T14:18:00Z">
+        <w:r>
+          <w:rPr>
+            <w:lang w:bidi="th-TH"/>
+          </w:rPr>
+          <w:t>.</w:t>
+        </w:r>
+      </w:ins>
+    </w:p>
+    <w:p>
+      <w:pPr>
+        <w:pStyle w:val="Listenabsatz"/>
+        <w:numPr>
+          <w:ilvl w:val="0"/>
+          <w:numId w:val="8"/>
+        </w:numPr>
+        <w:rPr>
+          <w:del w:id="22" w:author="Gottfried Zimmermann" w:date="2026-06-01T16:18:00Z" w16du:dateUtc="2026-06-01T14:18:00Z"/>
+          <w:moveTo w:id="23" w:author="Gottfried Zimmermann" w:date="2026-06-01T16:17:00Z" w16du:dateUtc="2026-06-01T14:17:00Z"/>
+          <w:lang w:bidi="th-TH"/>
+        </w:rPr>
+        <w:pPrChange w:id="24" w:author="Gottfried Zimmermann" w:date="2026-06-01T16:18:00Z" w16du:dateUtc="2026-06-01T14:18:00Z">
+          <w:pPr>
+            <w:pStyle w:val="Listenabsatz"/>
+            <w:numPr>
+              <w:numId w:val="8"/>
+            </w:numPr>
+            <w:ind w:hanging="360"/>
+          </w:pPr>
+        </w:pPrChange>
+      </w:pPr>
+      <w:ins w:id="25" w:author="Gottfried Zimmermann" w:date="2026-06-01T16:18:00Z" w16du:dateUtc="2026-06-01T14:18:00Z">
+        <w:r>
+          <w:rPr>
+            <w:lang w:bidi="th-TH"/>
+          </w:rPr>
+          <w:t>Alle Prüflinge in das Examen eintreten lassen</w:t>
+        </w:r>
+      </w:ins>
+      <w:moveTo w:id="26" w:author="Gottfried Zimmermann" w:date="2026-06-01T16:17:00Z" w16du:dateUtc="2026-06-01T14:17:00Z">
+        <w:r>
+          <w:rPr>
+            <w:lang w:bidi="th-TH"/>
+          </w:rPr>
+          <w:t xml:space="preserve"> und überprüfen, dass es für alle funktioniert.</w:t>
+        </w:r>
+      </w:moveTo>
+      <w:ins w:id="27" w:author="Gottfried Zimmermann" w:date="2026-06-01T16:18:00Z" w16du:dateUtc="2026-06-01T14:18:00Z">
+        <w:r>
+          <w:rPr>
+            <w:lang w:bidi="th-TH"/>
+          </w:rPr>
+          <w:t xml:space="preserve"> Anmerkung: </w:t>
+        </w:r>
+      </w:ins>
+    </w:p>
+    <w:moveToRangeEnd w:id="16"/>
+    <w:p>
+      <w:pPr>
+        <w:pStyle w:val="Listenabsatz"/>
+        <w:numPr>
+          <w:ilvl w:val="0"/>
+          <w:numId w:val="8"/>
+        </w:numPr>
+      </w:pPr>
+      <w:r>
+        <w:rPr>
+          <w:lang w:bidi="th-TH"/>
+        </w:rPr>
+        <w:t xml:space="preserve">Die Prüfungszeit startet </w:t>
+      </w:r>
+      <w:del w:id="28" w:author="Gottfried Zimmermann" w:date="2026-06-01T16:15:00Z" w16du:dateUtc="2026-06-01T14:15:00Z">
+        <w:r>
+          <w:rPr>
+            <w:lang w:bidi="th-TH"/>
+          </w:rPr>
+          <w:delText>erst</w:delText>
+        </w:r>
+      </w:del>
+      <w:ins w:id="29" w:author="Gottfried Zimmermann" w:date="2026-06-01T16:15:00Z" w16du:dateUtc="2026-06-01T14:15:00Z">
+        <w:r>
+          <w:rPr>
+            <w:lang w:bidi="th-TH"/>
+          </w:rPr>
+          <w:t>für die Prüflinge individuell</w:t>
+        </w:r>
+      </w:ins>
+      <w:r>
+        <w:rPr>
+          <w:lang w:bidi="th-TH"/>
+        </w:rPr>
+        <w:t xml:space="preserve">, wenn </w:t>
+      </w:r>
+      <w:ins w:id="30" w:author="Gottfried Zimmermann" w:date="2026-06-01T16:15:00Z" w16du:dateUtc="2026-06-01T14:15:00Z">
+        <w:r>
+          <w:rPr>
+            <w:lang w:bidi="th-TH"/>
+          </w:rPr>
+          <w:t xml:space="preserve">sie das Examen </w:t>
+        </w:r>
+        <w:proofErr w:type="gramStart"/>
+        <w:r>
+          <w:rPr>
+            <w:lang w:bidi="th-TH"/>
+          </w:rPr>
+          <w:t>starten</w:t>
+        </w:r>
+      </w:ins>
+      <w:proofErr w:type="gramEnd"/>
+      <w:del w:id="31" w:author="Gottfried Zimmermann" w:date="2026-06-01T16:15:00Z" w16du:dateUtc="2026-06-01T14:15:00Z">
+        <w:r>
+          <w:rPr>
+            <w:lang w:bidi="th-TH"/>
+          </w:rPr>
+          <w:delText>das Passwort eingegeben wurde</w:delText>
+        </w:r>
+      </w:del>
+      <w:r>
+        <w:rPr>
+          <w:lang w:bidi="th-TH"/>
+        </w:rPr>
+        <w:t>.</w:t>
       </w:r>
     </w:p>
     <w:p>
@@ -1229,7 +1516,21 @@
         <w:rPr>
           <w:lang w:bidi="th-TH"/>
         </w:rPr>
-        <w:t xml:space="preserve">Unterschriebene Teilnahmeliste und Protokollblatt einscannen und per Email an </w:t>
+        <w:t xml:space="preserve">Unterschriebene Teilnahmeliste und Protokollblatt einscannen und per </w:t>
+      </w:r>
+      <w:proofErr w:type="gramStart"/>
+      <w:r>
+        <w:rPr>
+          <w:lang w:bidi="th-TH"/>
+        </w:rPr>
+        <w:t>Email</w:t>
+      </w:r>
+      <w:proofErr w:type="gramEnd"/>
+      <w:r>
+        <w:rPr>
+          <w:lang w:bidi="th-TH"/>
+        </w:rPr>
+        <w:t xml:space="preserve"> an </w:t>
       </w:r>
       <w:r>
         <w:rPr>
@@ -1268,6 +1569,7 @@
         <w:rPr>
           <w:lang w:bidi="th-TH"/>
         </w:rPr>
+        <w:lastRenderedPageBreak/>
         <w:t>Kontakt</w:t>
       </w:r>
     </w:p>
@@ -1323,13 +1625,7 @@
         <w:rPr>
           <w:lang w:bidi="th-TH"/>
         </w:rPr>
-        <w:t>D</w:t>
-      </w:r>
-      <w:r>
-        <w:rPr>
-          <w:lang w:bidi="th-TH"/>
-        </w:rPr>
-        <w:t>ie Kontakt</w:t>
+        <w:t>Die Kontakt</w:t>
       </w:r>
       <w:r>
         <w:rPr>
@@ -1378,7 +1674,6 @@
         <w:rPr>
           <w:lang w:bidi="th-TH"/>
         </w:rPr>
-        <w:lastRenderedPageBreak/>
         <w:t>Danke, dass Sie Ihre Zeit für die Qualifizierung anderer Personen zur Verfügung stellen und damit einen wichtigen Beitrag zu mehr digitaler Barrierefreiheit leisten.</w:t>
       </w:r>
     </w:p>
@@ -1400,6 +1695,7 @@
     </w:p>
     <w:sectPr>
       <w:headerReference w:type="default" r:id="rId9"/>
+      <w:footerReference w:type="default" r:id="rId10"/>
       <w:pgSz w:w="11906" w:h="16838"/>
       <w:pgMar w:top="1417" w:right="1417" w:bottom="1134" w:left="1417" w:header="708" w:footer="708" w:gutter="0"/>
       <w:cols w:space="708"/>
@@ -1427,6 +1723,16 @@
     <w:p/>
   </w:endnote>
 </w:endnotes>
+</file>
+
+<file path=word/footer1.xml><?xml version="1.0" encoding="utf-8"?>
+<w:ftr xmlns:wpc="http://schemas.microsoft.com/office/word/2010/wordprocessingCanvas" xmlns:cx="http://schemas.microsoft.com/office/drawing/2014/chartex" xmlns:cx1="http://schemas.microsoft.com/office/drawing/2015/9/8/chartex" xmlns:cx2="http://schemas.microsoft.com/office/drawing/2015/10/21/chartex" xmlns:cx3="http://schemas.microsoft.com/office/drawing/2016/5/9/chartex" xmlns:cx4="http://schemas.microsoft.com/office/drawing/2016/5/10/chartex" xmlns:cx5="http://schemas.microsoft.com/office/drawing/2016/5/11/chartex" xmlns:cx6="http://schemas.microsoft.com/office/drawing/2016/5/12/chartex" xmlns:cx7="http://schemas.microsoft.com/office/drawing/2016/5/13/chartex" xmlns:cx8="http://schemas.microsoft.com/office/drawing/2016/5/14/chartex" xmlns:mc="http://schemas.openxmlformats.org/markup-compatibility/2006" xmlns:aink="http://schemas.microsoft.com/office/drawing/2016/ink" xmlns:am3d="http://schemas.microsoft.com/office/drawing/2017/model3d" xmlns:o="urn:schemas-microsoft-com:office:office" xmlns:oel="http://schemas.microsoft.com/office/2019/extlst" xmlns:r="http://schemas.openxmlformats.org/officeDocument/2006/relationships" xmlns:m="http://schemas.openxmlformats.org/officeDocument/2006/math" xmlns:v="urn:schemas-microsoft-com:vml" xmlns:wp14="http://schemas.microsoft.com/office/word/2010/wordprocessingDrawing" xmlns:wp="http://schemas.openxmlformats.org/drawingml/2006/wordprocessingDrawing" xmlns:w10="urn:schemas-microsoft-com:office:word" xmlns:w="http://schemas.openxmlformats.org/wordprocessingml/2006/main" xmlns:w14="http://schemas.microsoft.com/office/word/2010/wordml" xmlns:w15="http://schemas.microsoft.com/office/word/2012/wordml" xmlns:w16cex="http://schemas.microsoft.com/office/word/2018/wordml/cex" xmlns:w16cid="http://schemas.microsoft.com/office/word/2016/wordml/cid" xmlns:w16="http://schemas.microsoft.com/office/word/2018/wordml" xmlns:w16du="http://schemas.microsoft.com/office/word/2023/wordml/word16du" xmlns:w16sdtdh="http://schemas.microsoft.com/office/word/2020/wordml/sdtdatahash" xmlns:w16sdtfl="http://schemas.microsoft.com/office/word/2024/wordml/sdtformatlock" xmlns:w16se="http://schemas.microsoft.com/office/word/2015/wordml/symex" xmlns:wpg="http://schemas.microsoft.com/office/word/2010/wordprocessingGroup" xmlns:wpi="http://schemas.microsoft.com/office/word/2010/wordprocessingInk" xmlns:wne="http://schemas.microsoft.com/office/word/2006/wordml" xmlns:wps="http://schemas.microsoft.com/office/word/2010/wordprocessingShape" mc:Ignorable="w14 w15 w16se w16cid w16 w16cex w16sdtdh w16sdtfl w16du wp14">
+  <w:p>
+    <w:pPr>
+      <w:pStyle w:val="Fuzeile"/>
+    </w:pPr>
+  </w:p>
+</w:ftr>
 </file>
 
 <file path=word/footnotes.xml><?xml version="1.0" encoding="utf-8"?>
@@ -2965,6 +3271,14 @@
     <w:abstractNumId w:val="5"/>
   </w:num>
 </w:numbering>
+</file>
+
+<file path=word/people.xml><?xml version="1.0" encoding="utf-8"?>
+<w15:people xmlns:wpc="http://schemas.microsoft.com/office/word/2010/wordprocessingCanvas" xmlns:cx="http://schemas.microsoft.com/office/drawing/2014/chartex" xmlns:cx1="http://schemas.microsoft.com/office/drawing/2015/9/8/chartex" xmlns:cx2="http://schemas.microsoft.com/office/drawing/2015/10/21/chartex" xmlns:cx3="http://schemas.microsoft.com/office/drawing/2016/5/9/chartex" xmlns:cx4="http://schemas.microsoft.com/office/drawing/2016/5/10/chartex" xmlns:cx5="http://schemas.microsoft.com/office/drawing/2016/5/11/chartex" xmlns:cx6="http://schemas.microsoft.com/office/drawing/2016/5/12/chartex" xmlns:cx7="http://schemas.microsoft.com/office/drawing/2016/5/13/chartex" xmlns:cx8="http://schemas.microsoft.com/office/drawing/2016/5/14/chartex" xmlns:mc="http://schemas.openxmlformats.org/markup-compatibility/2006" xmlns:aink="http://schemas.microsoft.com/office/drawing/2016/ink" xmlns:am3d="http://schemas.microsoft.com/office/drawing/2017/model3d" xmlns:o="urn:schemas-microsoft-com:office:office" xmlns:oel="http://schemas.microsoft.com/office/2019/extlst" xmlns:r="http://schemas.openxmlformats.org/officeDocument/2006/relationships" xmlns:m="http://schemas.openxmlformats.org/officeDocument/2006/math" xmlns:v="urn:schemas-microsoft-com:vml" xmlns:wp14="http://schemas.microsoft.com/office/word/2010/wordprocessingDrawing" xmlns:wp="http://schemas.openxmlformats.org/drawingml/2006/wordprocessingDrawing" xmlns:w10="urn:schemas-microsoft-com:office:word" xmlns:w="http://schemas.openxmlformats.org/wordprocessingml/2006/main" xmlns:w14="http://schemas.microsoft.com/office/word/2010/wordml" xmlns:w15="http://schemas.microsoft.com/office/word/2012/wordml" xmlns:w16cex="http://schemas.microsoft.com/office/word/2018/wordml/cex" xmlns:w16cid="http://schemas.microsoft.com/office/word/2016/wordml/cid" xmlns:w16="http://schemas.microsoft.com/office/word/2018/wordml" xmlns:w16du="http://schemas.microsoft.com/office/word/2023/wordml/word16du" xmlns:w16sdtdh="http://schemas.microsoft.com/office/word/2020/wordml/sdtdatahash" xmlns:w16sdtfl="http://schemas.microsoft.com/office/word/2024/wordml/sdtformatlock" xmlns:w16se="http://schemas.microsoft.com/office/word/2015/wordml/symex" xmlns:wpg="http://schemas.microsoft.com/office/word/2010/wordprocessingGroup" xmlns:wpi="http://schemas.microsoft.com/office/word/2010/wordprocessingInk" xmlns:wne="http://schemas.microsoft.com/office/word/2006/wordml" xmlns:wps="http://schemas.microsoft.com/office/word/2010/wordprocessingShape" mc:Ignorable="w14 w15 w16se w16cid w16 w16cex w16sdtdh w16sdtfl w16du wp14">
+  <w15:person w15:author="Gottfried Zimmermann">
+    <w15:presenceInfo w15:providerId="Windows Live" w15:userId="89dddc6042953ddf"/>
+  </w15:person>
+</w15:people>
 </file>
 
 <file path=word/styles.xml><?xml version="1.0" encoding="utf-8"?>

--- a/Merkblätter/Merkblatt_Aufsichtspersonen_KB_allgemein.docx
+++ b/Merkblätter/Merkblatt_Aufsichtspersonen_KB_allgemein.docx
@@ -392,14 +392,12 @@
         </w:rPr>
         <w:t>Link zum Examenskurs sowie der dazugehörige Einschreibeschlüssel</w:t>
       </w:r>
-      <w:ins w:id="0" w:author="Gottfried Zimmermann" w:date="2026-06-01T15:57:00Z" w16du:dateUtc="2026-06-01T13:57:00Z">
-        <w:r>
-          <w:rPr>
-            <w:lang w:bidi="th-TH"/>
-          </w:rPr>
-          <w:t xml:space="preserve"> für die Prüflinge</w:t>
-        </w:r>
-      </w:ins>
+      <w:r>
+        <w:rPr>
+          <w:lang w:bidi="th-TH"/>
+        </w:rPr>
+        <w:t xml:space="preserve"> für die Prüflinge</w:t>
+      </w:r>
     </w:p>
     <w:p>
       <w:pPr>
@@ -442,11 +440,11 @@
           <w:numId w:val="5"/>
         </w:numPr>
       </w:pPr>
-      <w:bookmarkStart w:id="1" w:name="_Hlk208997530"/>
+      <w:bookmarkStart w:id="0" w:name="_Hlk208997530"/>
       <w:r>
         <w:t>Ggf. benötigte Ausstattung vor Ort (externer Bildschirm, Laptop, etc.).</w:t>
       </w:r>
-      <w:bookmarkEnd w:id="1"/>
+      <w:bookmarkEnd w:id="0"/>
     </w:p>
     <w:p>
       <w:pPr>
@@ -649,21 +647,7 @@
         <w:rPr>
           <w:lang w:bidi="th-TH"/>
         </w:rPr>
-        <w:t xml:space="preserve">Ggfs. Dokument mit allen relevanten Informationen: WLAN-Passwort, </w:t>
-      </w:r>
-      <w:del w:id="2" w:author="Gottfried Zimmermann" w:date="2026-06-01T15:59:00Z" w16du:dateUtc="2026-06-01T13:59:00Z">
-        <w:r>
-          <w:rPr>
-            <w:lang w:bidi="th-TH"/>
-          </w:rPr>
-          <w:delText xml:space="preserve">Passwort für die Prüfung, </w:delText>
-        </w:r>
-      </w:del>
-      <w:r>
-        <w:rPr>
-          <w:lang w:bidi="th-TH"/>
-        </w:rPr>
-        <w:t>Link zum Examenskurs, Einschreibeschlüssel, etc.</w:t>
+        <w:t>Ggfs. Dokument mit allen relevanten Informationen: WLAN-Passwort, Link zum Examenskurs, Einschreibeschlüssel, etc.</w:t>
       </w:r>
     </w:p>
     <w:p>
@@ -692,19 +676,11 @@
         </w:rPr>
         <w:t xml:space="preserve">Das Passwort wird nach jeder Prüfung geändert! </w:t>
       </w:r>
-      <w:ins w:id="3" w:author="Sharon Kottmann" w:date="2026-06-01T15:56:00Z" w16du:dateUtc="2026-06-01T13:56:00Z">
-        <w:r>
-          <w:rPr>
-            <w:lang w:bidi="th-TH"/>
-          </w:rPr>
-          <w:t xml:space="preserve">Das neue Passwort ist nur während dem Prüfungszeitraum aktiv. </w:t>
-        </w:r>
-      </w:ins>
       <w:r>
         <w:rPr>
           <w:lang w:bidi="th-TH"/>
         </w:rPr>
-        <w:t>B</w:t>
+        <w:t>Das neue Passwort ist nur während dem Prüfungszeitraum aktiv. B</w:t>
       </w:r>
       <w:r>
         <w:rPr>
@@ -712,14 +688,6 @@
         </w:rPr>
         <w:t xml:space="preserve">itte prüfen Sie rechtzeitig vor Ihrem Prüfungstermin, ob Sie die aktuelle Version haben. </w:t>
       </w:r>
-      <w:del w:id="4" w:author="Sharon Kottmann" w:date="2026-06-01T15:56:00Z" w16du:dateUtc="2026-06-01T13:56:00Z">
-        <w:r>
-          <w:rPr>
-            <w:lang w:bidi="th-TH"/>
-          </w:rPr>
-          <w:delText>Am Änderungsdatum erkennen Sie, ob das Passwort nach der letzten Prüfung bereits aktualisiert wurde.</w:delText>
-        </w:r>
-      </w:del>
     </w:p>
     <w:p>
       <w:pPr>
@@ -938,19 +906,16 @@
           <w:numId w:val="8"/>
         </w:numPr>
         <w:rPr>
-          <w:del w:id="5" w:author="Gottfried Zimmermann" w:date="2026-06-01T16:14:00Z" w16du:dateUtc="2026-06-01T14:14:00Z"/>
-          <w:lang w:bidi="th-TH"/>
-        </w:rPr>
-      </w:pPr>
-      <w:del w:id="6" w:author="Gottfried Zimmermann" w:date="2026-06-01T16:14:00Z" w16du:dateUtc="2026-06-01T14:14:00Z">
-        <w:r>
-          <w:rPr>
-            <w:lang w:bidi="th-TH"/>
-          </w:rPr>
-          <w:lastRenderedPageBreak/>
-          <w:delText>Sicherstellen, dass benötigte Assistive Technologien funktionieren (z.B. Screenreader).</w:delText>
-        </w:r>
-      </w:del>
+          <w:lang w:bidi="th-TH"/>
+        </w:rPr>
+      </w:pPr>
+      <w:r>
+        <w:rPr>
+          <w:lang w:bidi="th-TH"/>
+        </w:rPr>
+        <w:lastRenderedPageBreak/>
+        <w:t>Sicherstellen, dass Prüflinge mit Screenreader Kopfhörer verwenden.</w:t>
+      </w:r>
     </w:p>
     <w:p>
       <w:pPr>
@@ -967,7 +932,7 @@
         <w:rPr>
           <w:lang w:bidi="th-TH"/>
         </w:rPr>
-        <w:t>Sicherstellen, dass Prüflinge mit Screenreader Kopfhörer verwenden.</w:t>
+        <w:t>Über WCs und Fluchtwege informieren.</w:t>
       </w:r>
     </w:p>
     <w:p>
@@ -985,7 +950,7 @@
         <w:rPr>
           <w:lang w:bidi="th-TH"/>
         </w:rPr>
-        <w:t>Über WCs und Fluchtwege informieren.</w:t>
+        <w:t>Überprüfen, ob Tasche, Jacke und Handy sich nicht mehr am Prüfungsplatz befinden. Getränke und Essen sind am Prüfungsplatz erlaubt.</w:t>
       </w:r>
     </w:p>
     <w:p>
@@ -995,15 +960,33 @@
           <w:ilvl w:val="0"/>
           <w:numId w:val="8"/>
         </w:numPr>
-        <w:rPr>
-          <w:lang w:bidi="th-TH"/>
-        </w:rPr>
       </w:pPr>
       <w:r>
         <w:rPr>
-          <w:lang w:bidi="th-TH"/>
-        </w:rPr>
-        <w:t>Überprüfen, ob Tasche, Jacke und Handy sich nicht mehr am Prüfungsplatz befinden. Getränke und Essen sind am Prüfungsplatz erlaubt.</w:t>
+          <w:szCs w:val="28"/>
+          <w:lang w:bidi="th-TH"/>
+        </w:rPr>
+        <w:t xml:space="preserve">Einschreibeschlüssel </w:t>
+      </w:r>
+      <w:r>
+        <w:rPr>
+          <w:szCs w:val="28"/>
+          <w:lang w:bidi="th-TH"/>
+        </w:rPr>
+        <w:t xml:space="preserve">für </w:t>
+      </w:r>
+      <w:r>
+        <w:rPr>
+          <w:szCs w:val="28"/>
+          <w:lang w:bidi="th-TH"/>
+        </w:rPr>
+        <w:t>den Examens-Kurs</w:t>
+      </w:r>
+      <w:r>
+        <w:rPr>
+          <w:lang w:bidi="th-TH"/>
+        </w:rPr>
+        <w:t xml:space="preserve"> an die Prüflinge verteilen. </w:t>
       </w:r>
     </w:p>
     <w:p>
@@ -1014,21 +997,16 @@
           <w:numId w:val="8"/>
         </w:numPr>
         <w:rPr>
-          <w:moveFrom w:id="7" w:author="Gottfried Zimmermann" w:date="2026-06-01T16:17:00Z" w16du:dateUtc="2026-06-01T14:17:00Z"/>
-          <w:lang w:bidi="th-TH"/>
-        </w:rPr>
-      </w:pPr>
-      <w:moveFromRangeStart w:id="8" w:author="Gottfried Zimmermann" w:date="2026-06-01T16:17:00Z" w:name="move231223067"/>
-      <w:moveFrom w:id="9" w:author="Gottfried Zimmermann" w:date="2026-06-01T16:17:00Z" w16du:dateUtc="2026-06-01T14:17:00Z">
-        <w:r>
-          <w:rPr>
-            <w:lang w:bidi="th-TH"/>
-          </w:rPr>
-          <w:t>Alle Prüflinge in den Moodle-Kurs eintreten lassen und überprüfen, dass es für alle funktioniert.</w:t>
-        </w:r>
-      </w:moveFrom>
+          <w:lang w:bidi="th-TH"/>
+        </w:rPr>
+      </w:pPr>
+      <w:r>
+        <w:rPr>
+          <w:lang w:bidi="th-TH"/>
+        </w:rPr>
+        <w:t>Alle Prüflinge in den Examens-Kurs eintreten lassen.</w:t>
+      </w:r>
     </w:p>
-    <w:moveFromRangeEnd w:id="8"/>
     <w:p>
       <w:pPr>
         <w:pStyle w:val="Listenabsatz"/>
@@ -1036,229 +1014,37 @@
           <w:ilvl w:val="0"/>
           <w:numId w:val="8"/>
         </w:numPr>
-        <w:rPr>
-          <w:ins w:id="10" w:author="Gottfried Zimmermann" w:date="2026-06-01T16:17:00Z" w16du:dateUtc="2026-06-01T14:17:00Z"/>
-        </w:rPr>
-      </w:pPr>
-      <w:del w:id="11" w:author="Gottfried Zimmermann" w:date="2026-06-01T16:14:00Z" w16du:dateUtc="2026-06-01T14:14:00Z">
-        <w:r>
-          <w:rPr>
-            <w:szCs w:val="28"/>
-            <w:lang w:bidi="th-TH"/>
-          </w:rPr>
-          <w:delText xml:space="preserve">Passwort </w:delText>
-        </w:r>
-      </w:del>
-      <w:ins w:id="12" w:author="Gottfried Zimmermann" w:date="2026-06-01T16:14:00Z" w16du:dateUtc="2026-06-01T14:14:00Z">
-        <w:r>
-          <w:rPr>
-            <w:szCs w:val="28"/>
-            <w:lang w:bidi="th-TH"/>
-          </w:rPr>
-          <w:t>Einschreibeschlüssel</w:t>
-        </w:r>
-        <w:r>
-          <w:rPr>
-            <w:szCs w:val="28"/>
-            <w:lang w:bidi="th-TH"/>
-          </w:rPr>
-          <w:t xml:space="preserve"> </w:t>
-        </w:r>
-      </w:ins>
+      </w:pPr>
       <w:r>
         <w:rPr>
-          <w:szCs w:val="28"/>
-          <w:lang w:bidi="th-TH"/>
-        </w:rPr>
-        <w:t xml:space="preserve">für </w:t>
+          <w:lang w:bidi="th-TH"/>
+        </w:rPr>
+        <w:t xml:space="preserve">Alle Prüflinge in das Examen eintreten lassen und überprüfen, dass es für alle funktioniert. Anmerkung: </w:t>
       </w:r>
-      <w:del w:id="13" w:author="Gottfried Zimmermann" w:date="2026-06-01T16:17:00Z" w16du:dateUtc="2026-06-01T14:17:00Z">
-        <w:r>
-          <w:rPr>
-            <w:szCs w:val="28"/>
-            <w:lang w:bidi="th-TH"/>
-          </w:rPr>
-          <w:delText>die Prüfung</w:delText>
-        </w:r>
-      </w:del>
-      <w:ins w:id="14" w:author="Gottfried Zimmermann" w:date="2026-06-01T16:17:00Z" w16du:dateUtc="2026-06-01T14:17:00Z">
-        <w:r>
-          <w:rPr>
-            <w:szCs w:val="28"/>
-            <w:lang w:bidi="th-TH"/>
-          </w:rPr>
-          <w:t>den Examens-Kurs</w:t>
-        </w:r>
-      </w:ins>
-      <w:r>
-        <w:rPr>
-          <w:lang w:bidi="th-TH"/>
-        </w:rPr>
-        <w:t xml:space="preserve"> an die Prüflinge verteilen. </w:t>
-      </w:r>
-    </w:p>
-    <w:p>
-      <w:pPr>
-        <w:pStyle w:val="Listenabsatz"/>
-        <w:numPr>
-          <w:ilvl w:val="0"/>
-          <w:numId w:val="8"/>
-        </w:numPr>
-        <w:rPr>
-          <w:ins w:id="15" w:author="Gottfried Zimmermann" w:date="2026-06-01T16:18:00Z" w16du:dateUtc="2026-06-01T14:18:00Z"/>
-          <w:lang w:bidi="th-TH"/>
-        </w:rPr>
-      </w:pPr>
-      <w:moveToRangeStart w:id="16" w:author="Gottfried Zimmermann" w:date="2026-06-01T16:17:00Z" w:name="move231223067"/>
-      <w:moveTo w:id="17" w:author="Gottfried Zimmermann" w:date="2026-06-01T16:17:00Z" w16du:dateUtc="2026-06-01T14:17:00Z">
-        <w:r>
-          <w:rPr>
-            <w:lang w:bidi="th-TH"/>
-          </w:rPr>
-          <w:t xml:space="preserve">Alle Prüflinge in den </w:t>
-        </w:r>
-        <w:del w:id="18" w:author="Gottfried Zimmermann" w:date="2026-06-01T16:17:00Z" w16du:dateUtc="2026-06-01T14:17:00Z">
-          <w:r>
-            <w:rPr>
-              <w:lang w:bidi="th-TH"/>
-            </w:rPr>
-            <w:delText>Moodle</w:delText>
-          </w:r>
-        </w:del>
-      </w:moveTo>
-      <w:ins w:id="19" w:author="Gottfried Zimmermann" w:date="2026-06-01T16:17:00Z" w16du:dateUtc="2026-06-01T14:17:00Z">
-        <w:r>
-          <w:rPr>
-            <w:lang w:bidi="th-TH"/>
-          </w:rPr>
-          <w:t>Examens</w:t>
-        </w:r>
-      </w:ins>
-      <w:moveTo w:id="20" w:author="Gottfried Zimmermann" w:date="2026-06-01T16:17:00Z" w16du:dateUtc="2026-06-01T14:17:00Z">
-        <w:r>
-          <w:rPr>
-            <w:lang w:bidi="th-TH"/>
-          </w:rPr>
-          <w:t>-Kurs eintreten lassen</w:t>
-        </w:r>
-      </w:moveTo>
-      <w:ins w:id="21" w:author="Gottfried Zimmermann" w:date="2026-06-01T16:18:00Z" w16du:dateUtc="2026-06-01T14:18:00Z">
-        <w:r>
-          <w:rPr>
-            <w:lang w:bidi="th-TH"/>
-          </w:rPr>
-          <w:t>.</w:t>
-        </w:r>
-      </w:ins>
-    </w:p>
-    <w:p>
-      <w:pPr>
-        <w:pStyle w:val="Listenabsatz"/>
-        <w:numPr>
-          <w:ilvl w:val="0"/>
-          <w:numId w:val="8"/>
-        </w:numPr>
-        <w:rPr>
-          <w:del w:id="22" w:author="Gottfried Zimmermann" w:date="2026-06-01T16:18:00Z" w16du:dateUtc="2026-06-01T14:18:00Z"/>
-          <w:moveTo w:id="23" w:author="Gottfried Zimmermann" w:date="2026-06-01T16:17:00Z" w16du:dateUtc="2026-06-01T14:17:00Z"/>
-          <w:lang w:bidi="th-TH"/>
-        </w:rPr>
-        <w:pPrChange w:id="24" w:author="Gottfried Zimmermann" w:date="2026-06-01T16:18:00Z" w16du:dateUtc="2026-06-01T14:18:00Z">
-          <w:pPr>
-            <w:pStyle w:val="Listenabsatz"/>
-            <w:numPr>
-              <w:numId w:val="8"/>
-            </w:numPr>
-            <w:ind w:hanging="360"/>
-          </w:pPr>
-        </w:pPrChange>
-      </w:pPr>
-      <w:ins w:id="25" w:author="Gottfried Zimmermann" w:date="2026-06-01T16:18:00Z" w16du:dateUtc="2026-06-01T14:18:00Z">
-        <w:r>
-          <w:rPr>
-            <w:lang w:bidi="th-TH"/>
-          </w:rPr>
-          <w:t>Alle Prüflinge in das Examen eintreten lassen</w:t>
-        </w:r>
-      </w:ins>
-      <w:moveTo w:id="26" w:author="Gottfried Zimmermann" w:date="2026-06-01T16:17:00Z" w16du:dateUtc="2026-06-01T14:17:00Z">
-        <w:r>
-          <w:rPr>
-            <w:lang w:bidi="th-TH"/>
-          </w:rPr>
-          <w:t xml:space="preserve"> und überprüfen, dass es für alle funktioniert.</w:t>
-        </w:r>
-      </w:moveTo>
-      <w:ins w:id="27" w:author="Gottfried Zimmermann" w:date="2026-06-01T16:18:00Z" w16du:dateUtc="2026-06-01T14:18:00Z">
-        <w:r>
-          <w:rPr>
-            <w:lang w:bidi="th-TH"/>
-          </w:rPr>
-          <w:t xml:space="preserve"> Anmerkung: </w:t>
-        </w:r>
-      </w:ins>
-    </w:p>
-    <w:moveToRangeEnd w:id="16"/>
-    <w:p>
-      <w:pPr>
-        <w:pStyle w:val="Listenabsatz"/>
-        <w:numPr>
-          <w:ilvl w:val="0"/>
-          <w:numId w:val="8"/>
-        </w:numPr>
-      </w:pPr>
       <w:r>
         <w:rPr>
           <w:lang w:bidi="th-TH"/>
         </w:rPr>
         <w:t xml:space="preserve">Die Prüfungszeit startet </w:t>
       </w:r>
-      <w:del w:id="28" w:author="Gottfried Zimmermann" w:date="2026-06-01T16:15:00Z" w16du:dateUtc="2026-06-01T14:15:00Z">
-        <w:r>
-          <w:rPr>
-            <w:lang w:bidi="th-TH"/>
-          </w:rPr>
-          <w:delText>erst</w:delText>
-        </w:r>
-      </w:del>
-      <w:ins w:id="29" w:author="Gottfried Zimmermann" w:date="2026-06-01T16:15:00Z" w16du:dateUtc="2026-06-01T14:15:00Z">
-        <w:r>
-          <w:rPr>
-            <w:lang w:bidi="th-TH"/>
-          </w:rPr>
-          <w:t>für die Prüflinge individuell</w:t>
-        </w:r>
-      </w:ins>
+      <w:r>
+        <w:rPr>
+          <w:lang w:bidi="th-TH"/>
+        </w:rPr>
+        <w:t>für die Prüflinge individuell</w:t>
+      </w:r>
       <w:r>
         <w:rPr>
           <w:lang w:bidi="th-TH"/>
         </w:rPr>
         <w:t xml:space="preserve">, wenn </w:t>
       </w:r>
-      <w:ins w:id="30" w:author="Gottfried Zimmermann" w:date="2026-06-01T16:15:00Z" w16du:dateUtc="2026-06-01T14:15:00Z">
-        <w:r>
-          <w:rPr>
-            <w:lang w:bidi="th-TH"/>
-          </w:rPr>
-          <w:t xml:space="preserve">sie das Examen </w:t>
-        </w:r>
-        <w:proofErr w:type="gramStart"/>
-        <w:r>
-          <w:rPr>
-            <w:lang w:bidi="th-TH"/>
-          </w:rPr>
-          <w:t>starten</w:t>
-        </w:r>
-      </w:ins>
-      <w:proofErr w:type="gramEnd"/>
-      <w:del w:id="31" w:author="Gottfried Zimmermann" w:date="2026-06-01T16:15:00Z" w16du:dateUtc="2026-06-01T14:15:00Z">
-        <w:r>
-          <w:rPr>
-            <w:lang w:bidi="th-TH"/>
-          </w:rPr>
-          <w:delText>das Passwort eingegeben wurde</w:delText>
-        </w:r>
-      </w:del>
+      <w:r>
+        <w:rPr>
+          <w:lang w:bidi="th-TH"/>
+        </w:rPr>
+        <w:t>sie das Examen starten</w:t>
+      </w:r>
       <w:r>
         <w:rPr>
           <w:lang w:bidi="th-TH"/>
@@ -3271,14 +3057,6 @@
     <w:abstractNumId w:val="5"/>
   </w:num>
 </w:numbering>
-</file>
-
-<file path=word/people.xml><?xml version="1.0" encoding="utf-8"?>
-<w15:people xmlns:wpc="http://schemas.microsoft.com/office/word/2010/wordprocessingCanvas" xmlns:cx="http://schemas.microsoft.com/office/drawing/2014/chartex" xmlns:cx1="http://schemas.microsoft.com/office/drawing/2015/9/8/chartex" xmlns:cx2="http://schemas.microsoft.com/office/drawing/2015/10/21/chartex" xmlns:cx3="http://schemas.microsoft.com/office/drawing/2016/5/9/chartex" xmlns:cx4="http://schemas.microsoft.com/office/drawing/2016/5/10/chartex" xmlns:cx5="http://schemas.microsoft.com/office/drawing/2016/5/11/chartex" xmlns:cx6="http://schemas.microsoft.com/office/drawing/2016/5/12/chartex" xmlns:cx7="http://schemas.microsoft.com/office/drawing/2016/5/13/chartex" xmlns:cx8="http://schemas.microsoft.com/office/drawing/2016/5/14/chartex" xmlns:mc="http://schemas.openxmlformats.org/markup-compatibility/2006" xmlns:aink="http://schemas.microsoft.com/office/drawing/2016/ink" xmlns:am3d="http://schemas.microsoft.com/office/drawing/2017/model3d" xmlns:o="urn:schemas-microsoft-com:office:office" xmlns:oel="http://schemas.microsoft.com/office/2019/extlst" xmlns:r="http://schemas.openxmlformats.org/officeDocument/2006/relationships" xmlns:m="http://schemas.openxmlformats.org/officeDocument/2006/math" xmlns:v="urn:schemas-microsoft-com:vml" xmlns:wp14="http://schemas.microsoft.com/office/word/2010/wordprocessingDrawing" xmlns:wp="http://schemas.openxmlformats.org/drawingml/2006/wordprocessingDrawing" xmlns:w10="urn:schemas-microsoft-com:office:word" xmlns:w="http://schemas.openxmlformats.org/wordprocessingml/2006/main" xmlns:w14="http://schemas.microsoft.com/office/word/2010/wordml" xmlns:w15="http://schemas.microsoft.com/office/word/2012/wordml" xmlns:w16cex="http://schemas.microsoft.com/office/word/2018/wordml/cex" xmlns:w16cid="http://schemas.microsoft.com/office/word/2016/wordml/cid" xmlns:w16="http://schemas.microsoft.com/office/word/2018/wordml" xmlns:w16du="http://schemas.microsoft.com/office/word/2023/wordml/word16du" xmlns:w16sdtdh="http://schemas.microsoft.com/office/word/2020/wordml/sdtdatahash" xmlns:w16sdtfl="http://schemas.microsoft.com/office/word/2024/wordml/sdtformatlock" xmlns:w16se="http://schemas.microsoft.com/office/word/2015/wordml/symex" xmlns:wpg="http://schemas.microsoft.com/office/word/2010/wordprocessingGroup" xmlns:wpi="http://schemas.microsoft.com/office/word/2010/wordprocessingInk" xmlns:wne="http://schemas.microsoft.com/office/word/2006/wordml" xmlns:wps="http://schemas.microsoft.com/office/word/2010/wordprocessingShape" mc:Ignorable="w14 w15 w16se w16cid w16 w16cex w16sdtdh w16sdtfl w16du wp14">
-  <w15:person w15:author="Gottfried Zimmermann">
-    <w15:presenceInfo w15:providerId="Windows Live" w15:userId="89dddc6042953ddf"/>
-  </w15:person>
-</w15:people>
 </file>
 
 <file path=word/styles.xml><?xml version="1.0" encoding="utf-8"?>

--- a/Merkblätter/Merkblatt_Aufsichtspersonen_KB_allgemein.docx
+++ b/Merkblätter/Merkblatt_Aufsichtspersonen_KB_allgemein.docx
@@ -34,15 +34,58 @@
           <w:i/>
           <w:iCs/>
         </w:rPr>
-        <w:t>Version 1 – 202</w:t>
+        <w:t xml:space="preserve">Version </w:t>
+      </w:r>
+      <w:del w:id="0" w:author="Gottfried Zimmermann" w:date="2026-06-26T15:54:00Z" w16du:dateUtc="2026-06-26T13:54:00Z">
+        <w:r>
+          <w:rPr>
+            <w:i/>
+            <w:iCs/>
+          </w:rPr>
+          <w:delText>1</w:delText>
+        </w:r>
+      </w:del>
+      <w:ins w:id="1" w:author="Gottfried Zimmermann" w:date="2026-06-26T15:54:00Z" w16du:dateUtc="2026-06-26T13:54:00Z">
+        <w:r>
+          <w:rPr>
+            <w:i/>
+            <w:iCs/>
+          </w:rPr>
+          <w:t>2</w:t>
+        </w:r>
+      </w:ins>
+      <w:r>
+        <w:rPr>
+          <w:i/>
+          <w:iCs/>
+        </w:rPr>
+        <w:t xml:space="preserve"> – 202</w:t>
       </w:r>
       <w:r>
         <w:rPr>
           <w:i/>
           <w:iCs/>
         </w:rPr>
-        <w:t>6-03-09</w:t>
+        <w:t>6-0</w:t>
       </w:r>
+      <w:ins w:id="2" w:author="Gottfried Zimmermann" w:date="2026-06-26T15:54:00Z" w16du:dateUtc="2026-06-26T13:54:00Z">
+        <w:r>
+          <w:rPr>
+            <w:i/>
+            <w:iCs/>
+          </w:rPr>
+          <w:t>6-26</w:t>
+        </w:r>
+      </w:ins>
+      <w:del w:id="3" w:author="Gottfried Zimmermann" w:date="2026-06-26T15:54:00Z" w16du:dateUtc="2026-06-26T13:54:00Z">
+        <w:r>
+          <w:rPr>
+            <w:i/>
+            <w:iCs/>
+          </w:rPr>
+          <w:delText>3-09</w:delText>
+        </w:r>
+      </w:del>
     </w:p>
     <w:p>
       <w:r>
@@ -138,7 +181,21 @@
         <w:rPr>
           <w:lang w:bidi="th-TH"/>
         </w:rPr>
-        <w:t>selbst das Knowledge Badge</w:t>
+        <w:t xml:space="preserve">selbst das </w:t>
+      </w:r>
+      <w:ins w:id="4" w:author="Gottfried Zimmermann" w:date="2026-06-26T15:55:00Z" w16du:dateUtc="2026-06-26T13:55:00Z">
+        <w:r>
+          <w:rPr>
+            <w:lang w:bidi="th-TH"/>
+          </w:rPr>
+          <w:t xml:space="preserve">entsprechende </w:t>
+        </w:r>
+      </w:ins>
+      <w:r>
+        <w:rPr>
+          <w:lang w:bidi="th-TH"/>
+        </w:rPr>
+        <w:t>Knowledge Badge</w:t>
       </w:r>
       <w:r>
         <w:rPr>
@@ -186,7 +243,29 @@
         <w:rPr>
           <w:lang w:bidi="th-TH"/>
         </w:rPr>
-        <w:t>Knowledge Badge-</w:t>
+        <w:t>Knowledge</w:t>
+      </w:r>
+      <w:ins w:id="5" w:author="Gottfried Zimmermann" w:date="2026-06-26T15:55:00Z" w16du:dateUtc="2026-06-26T13:55:00Z">
+        <w:r>
+          <w:rPr>
+            <w:lang w:bidi="th-TH"/>
+          </w:rPr>
+          <w:t>-</w:t>
+        </w:r>
+      </w:ins>
+      <w:del w:id="6" w:author="Gottfried Zimmermann" w:date="2026-06-26T15:55:00Z" w16du:dateUtc="2026-06-26T13:55:00Z">
+        <w:r>
+          <w:rPr>
+            <w:lang w:bidi="th-TH"/>
+          </w:rPr>
+          <w:delText xml:space="preserve"> </w:delText>
+        </w:r>
+      </w:del>
+      <w:r>
+        <w:rPr>
+          <w:lang w:bidi="th-TH"/>
+        </w:rPr>
+        <w:t>Badge-</w:t>
       </w:r>
       <w:r>
         <w:rPr>
@@ -303,11 +382,67 @@
         </w:rPr>
         <w:t xml:space="preserve"> (kostenlose Registrierung)</w:t>
       </w:r>
+      <w:ins w:id="7" w:author="Gottfried Zimmermann" w:date="2026-06-26T15:55:00Z" w16du:dateUtc="2026-06-26T13:55:00Z">
+        <w:r>
+          <w:rPr>
+            <w:rFonts w:eastAsia="Calibri"/>
+            <w:szCs w:val="28"/>
+            <w:lang w:bidi="th-TH"/>
+          </w:rPr>
+          <w:t>. Die zentrale Prüfungsadministration wird Sie als „Aufsichtsperso</w:t>
+        </w:r>
+      </w:ins>
+      <w:ins w:id="8" w:author="Gottfried Zimmermann" w:date="2026-06-26T15:56:00Z" w16du:dateUtc="2026-06-26T13:56:00Z">
+        <w:r>
+          <w:rPr>
+            <w:rFonts w:eastAsia="Calibri"/>
+            <w:szCs w:val="28"/>
+            <w:lang w:bidi="th-TH"/>
+          </w:rPr>
+          <w:t>n“ einschreiben.</w:t>
+        </w:r>
+      </w:ins>
       <w:r>
         <w:rPr>
           <w:lang w:bidi="th-TH"/>
         </w:rPr>
-        <w:t xml:space="preserve"> und lassen Sie sich eine Einweisung und Admin-Rechte für den Examenskurs geben.</w:t>
+        <w:t xml:space="preserve"> </w:t>
+      </w:r>
+      <w:del w:id="9" w:author="Gottfried Zimmermann" w:date="2026-06-26T15:56:00Z" w16du:dateUtc="2026-06-26T13:56:00Z">
+        <w:r>
+          <w:rPr>
+            <w:lang w:bidi="th-TH"/>
+          </w:rPr>
+          <w:delText>und l</w:delText>
+        </w:r>
+      </w:del>
+      <w:ins w:id="10" w:author="Gottfried Zimmermann" w:date="2026-06-26T15:56:00Z" w16du:dateUtc="2026-06-26T13:56:00Z">
+        <w:r>
+          <w:rPr>
+            <w:lang w:bidi="th-TH"/>
+          </w:rPr>
+          <w:t>L</w:t>
+        </w:r>
+      </w:ins>
+      <w:r>
+        <w:rPr>
+          <w:lang w:bidi="th-TH"/>
+        </w:rPr>
+        <w:t xml:space="preserve">assen Sie sich eine Einweisung </w:t>
+      </w:r>
+      <w:del w:id="11" w:author="Gottfried Zimmermann" w:date="2026-06-26T15:56:00Z" w16du:dateUtc="2026-06-26T13:56:00Z">
+        <w:r>
+          <w:rPr>
+            <w:lang w:bidi="th-TH"/>
+          </w:rPr>
+          <w:delText xml:space="preserve">und Admin-Rechte </w:delText>
+        </w:r>
+      </w:del>
+      <w:r>
+        <w:rPr>
+          <w:lang w:bidi="th-TH"/>
+        </w:rPr>
+        <w:t>für den Examenskurs geben.</w:t>
       </w:r>
     </w:p>
     <w:p>
@@ -361,21 +496,7 @@
         <w:rPr>
           <w:lang w:bidi="th-TH"/>
         </w:rPr>
-        <w:t xml:space="preserve">Namen und </w:t>
-      </w:r>
-      <w:proofErr w:type="gramStart"/>
-      <w:r>
-        <w:rPr>
-          <w:lang w:bidi="th-TH"/>
-        </w:rPr>
-        <w:t>Email</w:t>
-      </w:r>
-      <w:proofErr w:type="gramEnd"/>
-      <w:r>
-        <w:rPr>
-          <w:lang w:bidi="th-TH"/>
-        </w:rPr>
-        <w:t>-Adressen der Prüflinge</w:t>
+        <w:t>Namen und Email-Adressen der Prüflinge</w:t>
       </w:r>
     </w:p>
     <w:p>
@@ -440,11 +561,11 @@
           <w:numId w:val="5"/>
         </w:numPr>
       </w:pPr>
-      <w:bookmarkStart w:id="0" w:name="_Hlk208997530"/>
+      <w:bookmarkStart w:id="12" w:name="_Hlk208997530"/>
       <w:r>
         <w:t>Ggf. benötigte Ausstattung vor Ort (externer Bildschirm, Laptop, etc.).</w:t>
       </w:r>
-      <w:bookmarkEnd w:id="0"/>
+      <w:bookmarkEnd w:id="12"/>
     </w:p>
     <w:p>
       <w:pPr>
@@ -482,13 +603,26 @@
           <w:ilvl w:val="1"/>
           <w:numId w:val="5"/>
         </w:numPr>
-      </w:pPr>
-      <w:r>
-        <w:rPr>
-          <w:lang w:bidi="th-TH"/>
-        </w:rPr>
-        <w:t>Passwort für die Prüfung</w:t>
-      </w:r>
+        <w:rPr>
+          <w:del w:id="13" w:author="Gottfried Zimmermann" w:date="2026-06-26T15:57:00Z" w16du:dateUtc="2026-06-26T13:57:00Z"/>
+        </w:rPr>
+      </w:pPr>
+      <w:ins w:id="14" w:author="Gottfried Zimmermann" w:date="2026-06-26T15:57:00Z" w16du:dateUtc="2026-06-26T13:57:00Z">
+        <w:r>
+          <w:rPr>
+            <w:lang w:bidi="th-TH"/>
+          </w:rPr>
+          <w:t xml:space="preserve">Spezifischer </w:t>
+        </w:r>
+      </w:ins>
+      <w:del w:id="15" w:author="Gottfried Zimmermann" w:date="2026-06-26T15:57:00Z" w16du:dateUtc="2026-06-26T13:57:00Z">
+        <w:r>
+          <w:rPr>
+            <w:lang w:bidi="th-TH"/>
+          </w:rPr>
+          <w:delText>Passwort für die Prüfung</w:delText>
+        </w:r>
+      </w:del>
     </w:p>
     <w:p>
       <w:pPr>
@@ -504,6 +638,14 @@
         </w:rPr>
         <w:t>Einschreibeschlüssel</w:t>
       </w:r>
+      <w:ins w:id="16" w:author="Gottfried Zimmermann" w:date="2026-06-26T15:57:00Z" w16du:dateUtc="2026-06-26T13:57:00Z">
+        <w:r>
+          <w:rPr>
+            <w:lang w:bidi="th-TH"/>
+          </w:rPr>
+          <w:t xml:space="preserve"> für Ihren Prüfungstermin</w:t>
+        </w:r>
+      </w:ins>
     </w:p>
     <w:p>
       <w:pPr>
@@ -658,36 +800,39 @@
           <w:numId w:val="5"/>
         </w:numPr>
         <w:rPr>
+          <w:del w:id="17" w:author="Gottfried Zimmermann" w:date="2026-06-26T15:58:00Z" w16du:dateUtc="2026-06-26T13:58:00Z"/>
           <w:lang w:bidi="th-TH"/>
         </w:rPr>
       </w:pPr>
-      <w:r>
-        <w:rPr>
-          <w:lang w:bidi="th-TH"/>
-        </w:rPr>
-        <w:t>Am Tag der Prüfung finden Sie das Passwort für die Prüfung im Examenskurs. Wichtig:</w:t>
-      </w:r>
-      <w:r>
-        <w:t xml:space="preserve"> </w:t>
-      </w:r>
-      <w:r>
-        <w:rPr>
-          <w:lang w:bidi="th-TH"/>
-        </w:rPr>
-        <w:t xml:space="preserve">Das Passwort wird nach jeder Prüfung geändert! </w:t>
-      </w:r>
-      <w:r>
-        <w:rPr>
-          <w:lang w:bidi="th-TH"/>
-        </w:rPr>
-        <w:t>Das neue Passwort ist nur während dem Prüfungszeitraum aktiv. B</w:t>
-      </w:r>
-      <w:r>
-        <w:rPr>
-          <w:lang w:bidi="th-TH"/>
-        </w:rPr>
-        <w:t xml:space="preserve">itte prüfen Sie rechtzeitig vor Ihrem Prüfungstermin, ob Sie die aktuelle Version haben. </w:t>
-      </w:r>
+      <w:del w:id="18" w:author="Gottfried Zimmermann" w:date="2026-06-26T15:58:00Z" w16du:dateUtc="2026-06-26T13:58:00Z">
+        <w:r>
+          <w:rPr>
+            <w:lang w:bidi="th-TH"/>
+          </w:rPr>
+          <w:delText>Am Tag der Prüfung finden Sie das Passwort für die Prüfung im Examenskurs. Wichtig:</w:delText>
+        </w:r>
+        <w:r>
+          <w:delText xml:space="preserve"> </w:delText>
+        </w:r>
+        <w:r>
+          <w:rPr>
+            <w:lang w:bidi="th-TH"/>
+          </w:rPr>
+          <w:delText xml:space="preserve">Das Passwort wird nach jeder Prüfung geändert! </w:delText>
+        </w:r>
+        <w:r>
+          <w:rPr>
+            <w:lang w:bidi="th-TH"/>
+          </w:rPr>
+          <w:delText>Das neue Passwort ist nur während dem Prüfungszeitraum aktiv. B</w:delText>
+        </w:r>
+        <w:r>
+          <w:rPr>
+            <w:lang w:bidi="th-TH"/>
+          </w:rPr>
+          <w:delText xml:space="preserve">itte prüfen Sie rechtzeitig vor Ihrem Prüfungstermin, ob Sie die aktuelle Version haben. </w:delText>
+        </w:r>
+      </w:del>
     </w:p>
     <w:p>
       <w:pPr>
@@ -703,11 +848,21 @@
       <w:r>
         <w:t xml:space="preserve">Lesen Sie sich das Merkblatt für Nachteilsausgleiche sowie die Schritt-für-Schritt-Anleitung zum </w:t>
       </w:r>
+      <w:del w:id="19" w:author="Gottfried Zimmermann" w:date="2026-06-26T15:58:00Z" w16du:dateUtc="2026-06-26T13:58:00Z">
+        <w:r>
+          <w:delText>Einstellen</w:delText>
+        </w:r>
+        <w:r>
+          <w:delText xml:space="preserve"> der</w:delText>
+        </w:r>
+      </w:del>
+      <w:ins w:id="20" w:author="Gottfried Zimmermann" w:date="2026-06-26T15:58:00Z" w16du:dateUtc="2026-06-26T13:58:00Z">
+        <w:r>
+          <w:t>Erstellen einer</w:t>
+        </w:r>
+      </w:ins>
       <w:r>
-        <w:t>Einstellen</w:t>
-      </w:r>
-      <w:r>
-        <w:t xml:space="preserve"> der Zeitverlängerung </w:t>
+        <w:t xml:space="preserve"> Zeitverlängerung </w:t>
       </w:r>
       <w:r>
         <w:t xml:space="preserve">im Examenskurs </w:t>
@@ -787,8 +942,32 @@
         <w:rPr>
           <w:lang w:bidi="th-TH"/>
         </w:rPr>
-        <w:t>Bei einem Antrag auf Nachteilsausgleich den entsprechenden Nachweis einholen und die Zeitverlängerung im Examenskurs einrichten.</w:t>
+        <w:t>Bei einem Antrag auf Nachteilsausgleich den entsprechenden Nachweis einholen</w:t>
       </w:r>
+      <w:ins w:id="21" w:author="Gottfried Zimmermann" w:date="2026-06-26T15:59:00Z" w16du:dateUtc="2026-06-26T13:59:00Z">
+        <w:r>
+          <w:rPr>
+            <w:lang w:bidi="th-TH"/>
+          </w:rPr>
+          <w:t>.</w:t>
+        </w:r>
+      </w:ins>
+      <w:r>
+        <w:rPr>
+          <w:lang w:bidi="th-TH"/>
+        </w:rPr>
+        <w:t xml:space="preserve"> </w:t>
+      </w:r>
+      <w:moveFromRangeStart w:id="22" w:author="Gottfried Zimmermann" w:date="2026-06-26T15:59:00Z" w:name="move233382005"/>
+      <w:moveFrom w:id="23" w:author="Gottfried Zimmermann" w:date="2026-06-26T15:59:00Z" w16du:dateUtc="2026-06-26T13:59:00Z">
+        <w:r>
+          <w:rPr>
+            <w:lang w:bidi="th-TH"/>
+          </w:rPr>
+          <w:t>und die Zeitverlängerung im Examenskurs einrichten.</w:t>
+        </w:r>
+      </w:moveFrom>
+      <w:moveFromRangeEnd w:id="22"/>
     </w:p>
     <w:p>
       <w:pPr>
@@ -913,7 +1092,6 @@
         <w:rPr>
           <w:lang w:bidi="th-TH"/>
         </w:rPr>
-        <w:lastRenderedPageBreak/>
         <w:t>Sicherstellen, dass Prüflinge mit Screenreader Kopfhörer verwenden.</w:t>
       </w:r>
     </w:p>
@@ -961,6 +1139,15 @@
           <w:numId w:val="8"/>
         </w:numPr>
       </w:pPr>
+      <w:ins w:id="24" w:author="Gottfried Zimmermann" w:date="2026-06-26T15:59:00Z" w16du:dateUtc="2026-06-26T13:59:00Z">
+        <w:r>
+          <w:rPr>
+            <w:szCs w:val="28"/>
+            <w:lang w:bidi="th-TH"/>
+          </w:rPr>
+          <w:t xml:space="preserve">Link und </w:t>
+        </w:r>
+      </w:ins>
       <w:r>
         <w:rPr>
           <w:szCs w:val="28"/>
@@ -1004,6 +1191,7 @@
         <w:rPr>
           <w:lang w:bidi="th-TH"/>
         </w:rPr>
+        <w:lastRenderedPageBreak/>
         <w:t>Alle Prüflinge in den Examens-Kurs eintreten lassen.</w:t>
       </w:r>
     </w:p>
@@ -1014,6 +1202,9 @@
           <w:ilvl w:val="0"/>
           <w:numId w:val="8"/>
         </w:numPr>
+        <w:rPr>
+          <w:ins w:id="25" w:author="Gottfried Zimmermann" w:date="2026-06-26T15:59:00Z" w16du:dateUtc="2026-06-26T13:59:00Z"/>
+        </w:rPr>
       </w:pPr>
       <w:r>
         <w:rPr>
@@ -1051,6 +1242,57 @@
         </w:rPr>
         <w:t>.</w:t>
       </w:r>
+    </w:p>
+    <w:p>
+      <w:pPr>
+        <w:pStyle w:val="Listenabsatz"/>
+        <w:numPr>
+          <w:ilvl w:val="0"/>
+          <w:numId w:val="8"/>
+        </w:numPr>
+      </w:pPr>
+      <w:moveToRangeStart w:id="26" w:author="Gottfried Zimmermann" w:date="2026-06-26T15:59:00Z" w:name="move233382005"/>
+      <w:moveTo w:id="27" w:author="Gottfried Zimmermann" w:date="2026-06-26T15:59:00Z" w16du:dateUtc="2026-06-26T13:59:00Z">
+        <w:del w:id="28" w:author="Gottfried Zimmermann" w:date="2026-06-26T16:00:00Z" w16du:dateUtc="2026-06-26T14:00:00Z">
+          <w:r>
+            <w:rPr>
+              <w:lang w:bidi="th-TH"/>
+            </w:rPr>
+            <w:delText xml:space="preserve">und die </w:delText>
+          </w:r>
+        </w:del>
+        <w:r>
+          <w:rPr>
+            <w:lang w:bidi="th-TH"/>
+          </w:rPr>
+          <w:t>Zeitverlängerung</w:t>
+        </w:r>
+      </w:moveTo>
+      <w:ins w:id="29" w:author="Gottfried Zimmermann" w:date="2026-06-26T16:00:00Z" w16du:dateUtc="2026-06-26T14:00:00Z">
+        <w:r>
+          <w:rPr>
+            <w:lang w:bidi="th-TH"/>
+          </w:rPr>
+          <w:t>en für Nachteilsausgleiche</w:t>
+        </w:r>
+      </w:ins>
+      <w:moveTo w:id="30" w:author="Gottfried Zimmermann" w:date="2026-06-26T15:59:00Z" w16du:dateUtc="2026-06-26T13:59:00Z">
+        <w:r>
+          <w:rPr>
+            <w:lang w:bidi="th-TH"/>
+          </w:rPr>
+          <w:t xml:space="preserve"> im Examenskurs einrichten.</w:t>
+        </w:r>
+      </w:moveTo>
+      <w:moveToRangeEnd w:id="26"/>
+      <w:ins w:id="31" w:author="Gottfried Zimmermann" w:date="2026-06-26T16:00:00Z" w16du:dateUtc="2026-06-26T14:00:00Z">
+        <w:r>
+          <w:rPr>
+            <w:lang w:bidi="th-TH"/>
+          </w:rPr>
+          <w:t xml:space="preserve"> Hinweis: Das geht erst, nachdem die entsprechenden Personen dem Examenskurs beigetreten sind.</w:t>
+        </w:r>
+      </w:ins>
     </w:p>
     <w:p>
       <w:pPr>
@@ -1092,6 +1334,7 @@
           <w:numId w:val="9"/>
         </w:numPr>
         <w:rPr>
+          <w:ins w:id="32" w:author="Gottfried Zimmermann" w:date="2026-06-26T16:02:00Z" w16du:dateUtc="2026-06-26T14:02:00Z"/>
           <w:lang w:bidi="th-TH"/>
         </w:rPr>
       </w:pPr>
@@ -1113,6 +1356,42 @@
           <w:lang w:bidi="th-TH"/>
         </w:rPr>
       </w:pPr>
+      <w:ins w:id="33" w:author="Gottfried Zimmermann" w:date="2026-06-26T16:02:00Z" w16du:dateUtc="2026-06-26T14:02:00Z">
+        <w:r>
+          <w:rPr>
+            <w:lang w:bidi="th-TH"/>
+          </w:rPr>
+          <w:t>Wenn Sie einen Prüfling beim Betrug erwischen (unerlaubte Hilfsmittel, Abschreiben von anderen Prüflingen), ord</w:t>
+        </w:r>
+      </w:ins>
+      <w:ins w:id="34" w:author="Gottfried Zimmermann" w:date="2026-06-26T16:03:00Z" w16du:dateUtc="2026-06-26T14:03:00Z">
+        <w:r>
+          <w:rPr>
+            <w:lang w:bidi="th-TH"/>
+          </w:rPr>
+          <w:t>nen Sie diesen der Gruppe „Betrugsversuch“ zu. Hinweis: Im Examenskurs die Teilnehmerliste anzeigen lassen, dann bei der Person die Gruppe „Betrugsversuch“ einstellen. Ab dann kann diese Person nicht mehr auf das Examen und</w:t>
+        </w:r>
+      </w:ins>
+      <w:ins w:id="35" w:author="Gottfried Zimmermann" w:date="2026-06-26T16:04:00Z" w16du:dateUtc="2026-06-26T14:04:00Z">
+        <w:r>
+          <w:rPr>
+            <w:lang w:bidi="th-TH"/>
+          </w:rPr>
+          <w:t xml:space="preserve"> auf das Kurszertifikat zugreifen. </w:t>
+        </w:r>
+      </w:ins>
+    </w:p>
+    <w:p>
+      <w:pPr>
+        <w:pStyle w:val="Listenabsatz"/>
+        <w:numPr>
+          <w:ilvl w:val="0"/>
+          <w:numId w:val="9"/>
+        </w:numPr>
+        <w:rPr>
+          <w:lang w:bidi="th-TH"/>
+        </w:rPr>
+      </w:pPr>
       <w:r>
         <w:rPr>
           <w:lang w:bidi="th-TH"/>
@@ -1250,15 +1529,18 @@
           <w:numId w:val="10"/>
         </w:numPr>
         <w:rPr>
+          <w:del w:id="36" w:author="Gottfried Zimmermann" w:date="2026-06-26T16:01:00Z" w16du:dateUtc="2026-06-26T14:01:00Z"/>
           <w:lang w:bidi="th-TH"/>
         </w:rPr>
       </w:pPr>
-      <w:r>
-        <w:rPr>
-          <w:lang w:bidi="th-TH"/>
-        </w:rPr>
-        <w:t>Nach Ablauf der Zeit alle Prüflinge auffordern, die elektronische Prüfung abzuschließen (ABSENDEN-Button).</w:t>
-      </w:r>
+      <w:del w:id="37" w:author="Gottfried Zimmermann" w:date="2026-06-26T16:01:00Z" w16du:dateUtc="2026-06-26T14:01:00Z">
+        <w:r>
+          <w:rPr>
+            <w:lang w:bidi="th-TH"/>
+          </w:rPr>
+          <w:delText>Nach Ablauf der Zeit alle Prüflinge auffordern, die elektronische Prüfung abzuschließen (ABSENDEN-Button).</w:delText>
+        </w:r>
+      </w:del>
     </w:p>
     <w:p>
       <w:pPr>
@@ -1302,21 +1584,7 @@
         <w:rPr>
           <w:lang w:bidi="th-TH"/>
         </w:rPr>
-        <w:t xml:space="preserve">Unterschriebene Teilnahmeliste und Protokollblatt einscannen und per </w:t>
-      </w:r>
-      <w:proofErr w:type="gramStart"/>
-      <w:r>
-        <w:rPr>
-          <w:lang w:bidi="th-TH"/>
-        </w:rPr>
-        <w:t>Email</w:t>
-      </w:r>
-      <w:proofErr w:type="gramEnd"/>
-      <w:r>
-        <w:rPr>
-          <w:lang w:bidi="th-TH"/>
-        </w:rPr>
-        <w:t xml:space="preserve"> an </w:t>
+        <w:t xml:space="preserve">Unterschriebene Teilnahmeliste und Protokollblatt einscannen und per Email an </w:t>
       </w:r>
       <w:r>
         <w:rPr>
@@ -1449,6 +1717,14 @@
         </w:rPr>
         <w:t>.</w:t>
       </w:r>
+      <w:ins w:id="38" w:author="Gottfried Zimmermann" w:date="2026-06-26T16:01:00Z" w16du:dateUtc="2026-06-26T14:01:00Z">
+        <w:r>
+          <w:rPr>
+            <w:lang w:bidi="th-TH"/>
+          </w:rPr>
+          <w:t xml:space="preserve"> </w:t>
+        </w:r>
+      </w:ins>
     </w:p>
     <w:p>
       <w:pPr>
@@ -3057,6 +3333,14 @@
     <w:abstractNumId w:val="5"/>
   </w:num>
 </w:numbering>
+</file>
+
+<file path=word/people.xml><?xml version="1.0" encoding="utf-8"?>
+<w15:people xmlns:wpc="http://schemas.microsoft.com/office/word/2010/wordprocessingCanvas" xmlns:cx="http://schemas.microsoft.com/office/drawing/2014/chartex" xmlns:cx1="http://schemas.microsoft.com/office/drawing/2015/9/8/chartex" xmlns:cx2="http://schemas.microsoft.com/office/drawing/2015/10/21/chartex" xmlns:cx3="http://schemas.microsoft.com/office/drawing/2016/5/9/chartex" xmlns:cx4="http://schemas.microsoft.com/office/drawing/2016/5/10/chartex" xmlns:cx5="http://schemas.microsoft.com/office/drawing/2016/5/11/chartex" xmlns:cx6="http://schemas.microsoft.com/office/drawing/2016/5/12/chartex" xmlns:cx7="http://schemas.microsoft.com/office/drawing/2016/5/13/chartex" xmlns:cx8="http://schemas.microsoft.com/office/drawing/2016/5/14/chartex" xmlns:mc="http://schemas.openxmlformats.org/markup-compatibility/2006" xmlns:aink="http://schemas.microsoft.com/office/drawing/2016/ink" xmlns:am3d="http://schemas.microsoft.com/office/drawing/2017/model3d" xmlns:o="urn:schemas-microsoft-com:office:office" xmlns:oel="http://schemas.microsoft.com/office/2019/extlst" xmlns:r="http://schemas.openxmlformats.org/officeDocument/2006/relationships" xmlns:m="http://schemas.openxmlformats.org/officeDocument/2006/math" xmlns:v="urn:schemas-microsoft-com:vml" xmlns:wp14="http://schemas.microsoft.com/office/word/2010/wordprocessingDrawing" xmlns:wp="http://schemas.openxmlformats.org/drawingml/2006/wordprocessingDrawing" xmlns:w10="urn:schemas-microsoft-com:office:word" xmlns:w="http://schemas.openxmlformats.org/wordprocessingml/2006/main" xmlns:w14="http://schemas.microsoft.com/office/word/2010/wordml" xmlns:w15="http://schemas.microsoft.com/office/word/2012/wordml" xmlns:w16cex="http://schemas.microsoft.com/office/word/2018/wordml/cex" xmlns:w16cid="http://schemas.microsoft.com/office/word/2016/wordml/cid" xmlns:w16="http://schemas.microsoft.com/office/word/2018/wordml" xmlns:w16du="http://schemas.microsoft.com/office/word/2023/wordml/word16du" xmlns:w16sdtdh="http://schemas.microsoft.com/office/word/2020/wordml/sdtdatahash" xmlns:w16sdtfl="http://schemas.microsoft.com/office/word/2024/wordml/sdtformatlock" xmlns:w16se="http://schemas.microsoft.com/office/word/2015/wordml/symex" xmlns:wpg="http://schemas.microsoft.com/office/word/2010/wordprocessingGroup" xmlns:wpi="http://schemas.microsoft.com/office/word/2010/wordprocessingInk" xmlns:wne="http://schemas.microsoft.com/office/word/2006/wordml" xmlns:wps="http://schemas.microsoft.com/office/word/2010/wordprocessingShape" mc:Ignorable="w14 w15 w16se w16cid w16 w16cex w16sdtdh w16sdtfl w16du wp14">
+  <w15:person w15:author="Gottfried Zimmermann">
+    <w15:presenceInfo w15:providerId="Windows Live" w15:userId="89dddc6042953ddf"/>
+  </w15:person>
+</w15:people>
 </file>
 
 <file path=word/styles.xml><?xml version="1.0" encoding="utf-8"?>

--- a/Merkblätter/Merkblatt_Aufsichtspersonen_KB_allgemein.docx
+++ b/Merkblätter/Merkblatt_Aufsichtspersonen_KB_allgemein.docx
@@ -36,24 +36,13 @@
         </w:rPr>
         <w:t xml:space="preserve">Version </w:t>
       </w:r>
-      <w:del w:id="0" w:author="Gottfried Zimmermann" w:date="2026-06-26T15:54:00Z" w16du:dateUtc="2026-06-26T13:54:00Z">
-        <w:r>
-          <w:rPr>
-            <w:i/>
-            <w:iCs/>
-          </w:rPr>
-          <w:delText>1</w:delText>
-        </w:r>
-      </w:del>
-      <w:ins w:id="1" w:author="Gottfried Zimmermann" w:date="2026-06-26T15:54:00Z" w16du:dateUtc="2026-06-26T13:54:00Z">
-        <w:r>
-          <w:rPr>
-            <w:i/>
-            <w:iCs/>
-          </w:rPr>
-          <w:t>2</w:t>
-        </w:r>
-      </w:ins>
+      <w:r>
+        <w:rPr>
+          <w:i/>
+          <w:iCs/>
+        </w:rPr>
+        <w:t>2</w:t>
+      </w:r>
       <w:r>
         <w:rPr>
           <w:i/>
@@ -68,24 +57,13 @@
         </w:rPr>
         <w:t>6-0</w:t>
       </w:r>
-      <w:ins w:id="2" w:author="Gottfried Zimmermann" w:date="2026-06-26T15:54:00Z" w16du:dateUtc="2026-06-26T13:54:00Z">
-        <w:r>
-          <w:rPr>
-            <w:i/>
-            <w:iCs/>
-          </w:rPr>
-          <w:t>6-26</w:t>
-        </w:r>
-      </w:ins>
-      <w:del w:id="3" w:author="Gottfried Zimmermann" w:date="2026-06-26T15:54:00Z" w16du:dateUtc="2026-06-26T13:54:00Z">
-        <w:r>
-          <w:rPr>
-            <w:i/>
-            <w:iCs/>
-          </w:rPr>
-          <w:delText>3-09</w:delText>
-        </w:r>
-      </w:del>
+      <w:r>
+        <w:rPr>
+          <w:i/>
+          <w:iCs/>
+        </w:rPr>
+        <w:t>6-26</w:t>
+      </w:r>
     </w:p>
     <w:p>
       <w:r>
@@ -183,14 +161,12 @@
         </w:rPr>
         <w:t xml:space="preserve">selbst das </w:t>
       </w:r>
-      <w:ins w:id="4" w:author="Gottfried Zimmermann" w:date="2026-06-26T15:55:00Z" w16du:dateUtc="2026-06-26T13:55:00Z">
-        <w:r>
-          <w:rPr>
-            <w:lang w:bidi="th-TH"/>
-          </w:rPr>
-          <w:t xml:space="preserve">entsprechende </w:t>
-        </w:r>
-      </w:ins>
+      <w:r>
+        <w:rPr>
+          <w:lang w:bidi="th-TH"/>
+        </w:rPr>
+        <w:t xml:space="preserve">entsprechende </w:t>
+      </w:r>
       <w:r>
         <w:rPr>
           <w:lang w:bidi="th-TH"/>
@@ -245,22 +221,12 @@
         </w:rPr>
         <w:t>Knowledge</w:t>
       </w:r>
-      <w:ins w:id="5" w:author="Gottfried Zimmermann" w:date="2026-06-26T15:55:00Z" w16du:dateUtc="2026-06-26T13:55:00Z">
-        <w:r>
-          <w:rPr>
-            <w:lang w:bidi="th-TH"/>
-          </w:rPr>
-          <w:t>-</w:t>
-        </w:r>
-      </w:ins>
-      <w:del w:id="6" w:author="Gottfried Zimmermann" w:date="2026-06-26T15:55:00Z" w16du:dateUtc="2026-06-26T13:55:00Z">
-        <w:r>
-          <w:rPr>
-            <w:lang w:bidi="th-TH"/>
-          </w:rPr>
-          <w:delText xml:space="preserve"> </w:delText>
-        </w:r>
-      </w:del>
+      <w:r>
+        <w:rPr>
+          <w:lang w:bidi="th-TH"/>
+        </w:rPr>
+        <w:t>-</w:t>
+      </w:r>
       <w:r>
         <w:rPr>
           <w:lang w:bidi="th-TH"/>
@@ -382,67 +348,31 @@
         </w:rPr>
         <w:t xml:space="preserve"> (kostenlose Registrierung)</w:t>
       </w:r>
-      <w:ins w:id="7" w:author="Gottfried Zimmermann" w:date="2026-06-26T15:55:00Z" w16du:dateUtc="2026-06-26T13:55:00Z">
-        <w:r>
-          <w:rPr>
-            <w:rFonts w:eastAsia="Calibri"/>
-            <w:szCs w:val="28"/>
-            <w:lang w:bidi="th-TH"/>
-          </w:rPr>
-          <w:t>. Die zentrale Prüfungsadministration wird Sie als „Aufsichtsperso</w:t>
-        </w:r>
-      </w:ins>
-      <w:ins w:id="8" w:author="Gottfried Zimmermann" w:date="2026-06-26T15:56:00Z" w16du:dateUtc="2026-06-26T13:56:00Z">
-        <w:r>
-          <w:rPr>
-            <w:rFonts w:eastAsia="Calibri"/>
-            <w:szCs w:val="28"/>
-            <w:lang w:bidi="th-TH"/>
-          </w:rPr>
-          <w:t>n“ einschreiben.</w:t>
-        </w:r>
-      </w:ins>
+      <w:r>
+        <w:rPr>
+          <w:rFonts w:eastAsia="Calibri"/>
+          <w:szCs w:val="28"/>
+          <w:lang w:bidi="th-TH"/>
+        </w:rPr>
+        <w:t>. Die zentrale Prüfungsadministration wird Sie als „Aufsichtsperson“ einschreiben.</w:t>
+      </w:r>
       <w:r>
         <w:rPr>
           <w:lang w:bidi="th-TH"/>
         </w:rPr>
         <w:t xml:space="preserve"> </w:t>
       </w:r>
-      <w:del w:id="9" w:author="Gottfried Zimmermann" w:date="2026-06-26T15:56:00Z" w16du:dateUtc="2026-06-26T13:56:00Z">
-        <w:r>
-          <w:rPr>
-            <w:lang w:bidi="th-TH"/>
-          </w:rPr>
-          <w:delText>und l</w:delText>
-        </w:r>
-      </w:del>
-      <w:ins w:id="10" w:author="Gottfried Zimmermann" w:date="2026-06-26T15:56:00Z" w16du:dateUtc="2026-06-26T13:56:00Z">
-        <w:r>
-          <w:rPr>
-            <w:lang w:bidi="th-TH"/>
-          </w:rPr>
-          <w:t>L</w:t>
-        </w:r>
-      </w:ins>
       <w:r>
         <w:rPr>
           <w:lang w:bidi="th-TH"/>
         </w:rPr>
-        <w:t xml:space="preserve">assen Sie sich eine Einweisung </w:t>
+        <w:t>L</w:t>
       </w:r>
-      <w:del w:id="11" w:author="Gottfried Zimmermann" w:date="2026-06-26T15:56:00Z" w16du:dateUtc="2026-06-26T13:56:00Z">
-        <w:r>
-          <w:rPr>
-            <w:lang w:bidi="th-TH"/>
-          </w:rPr>
-          <w:delText xml:space="preserve">und Admin-Rechte </w:delText>
-        </w:r>
-      </w:del>
       <w:r>
         <w:rPr>
           <w:lang w:bidi="th-TH"/>
         </w:rPr>
-        <w:t>für den Examenskurs geben.</w:t>
+        <w:t>assen Sie sich eine Einweisung für den Examenskurs geben.</w:t>
       </w:r>
     </w:p>
     <w:p>
@@ -496,7 +426,21 @@
         <w:rPr>
           <w:lang w:bidi="th-TH"/>
         </w:rPr>
-        <w:t>Namen und Email-Adressen der Prüflinge</w:t>
+        <w:t xml:space="preserve">Namen und </w:t>
+      </w:r>
+      <w:proofErr w:type="gramStart"/>
+      <w:r>
+        <w:rPr>
+          <w:lang w:bidi="th-TH"/>
+        </w:rPr>
+        <w:t>Email</w:t>
+      </w:r>
+      <w:proofErr w:type="gramEnd"/>
+      <w:r>
+        <w:rPr>
+          <w:lang w:bidi="th-TH"/>
+        </w:rPr>
+        <w:t>-Adressen der Prüflinge</w:t>
       </w:r>
     </w:p>
     <w:p>
@@ -561,11 +505,11 @@
           <w:numId w:val="5"/>
         </w:numPr>
       </w:pPr>
-      <w:bookmarkStart w:id="12" w:name="_Hlk208997530"/>
+      <w:bookmarkStart w:id="0" w:name="_Hlk208997530"/>
       <w:r>
         <w:t>Ggf. benötigte Ausstattung vor Ort (externer Bildschirm, Laptop, etc.).</w:t>
       </w:r>
-      <w:bookmarkEnd w:id="12"/>
+      <w:bookmarkEnd w:id="0"/>
     </w:p>
     <w:p>
       <w:pPr>
@@ -603,49 +547,25 @@
           <w:ilvl w:val="1"/>
           <w:numId w:val="5"/>
         </w:numPr>
-        <w:rPr>
-          <w:del w:id="13" w:author="Gottfried Zimmermann" w:date="2026-06-26T15:57:00Z" w16du:dateUtc="2026-06-26T13:57:00Z"/>
-        </w:rPr>
-      </w:pPr>
-      <w:ins w:id="14" w:author="Gottfried Zimmermann" w:date="2026-06-26T15:57:00Z" w16du:dateUtc="2026-06-26T13:57:00Z">
-        <w:r>
-          <w:rPr>
-            <w:lang w:bidi="th-TH"/>
-          </w:rPr>
-          <w:t xml:space="preserve">Spezifischer </w:t>
-        </w:r>
-      </w:ins>
-      <w:del w:id="15" w:author="Gottfried Zimmermann" w:date="2026-06-26T15:57:00Z" w16du:dateUtc="2026-06-26T13:57:00Z">
-        <w:r>
-          <w:rPr>
-            <w:lang w:bidi="th-TH"/>
-          </w:rPr>
-          <w:delText>Passwort für die Prüfung</w:delText>
-        </w:r>
-      </w:del>
-    </w:p>
-    <w:p>
-      <w:pPr>
-        <w:pStyle w:val="Listenabsatz"/>
-        <w:numPr>
-          <w:ilvl w:val="1"/>
-          <w:numId w:val="5"/>
-        </w:numPr>
-      </w:pPr>
+      </w:pPr>
+      <w:r>
+        <w:rPr>
+          <w:lang w:bidi="th-TH"/>
+        </w:rPr>
+        <w:t xml:space="preserve">Spezifischer </w:t>
+      </w:r>
       <w:r>
         <w:rPr>
           <w:lang w:bidi="th-TH"/>
         </w:rPr>
         <w:t>Einschreibeschlüssel</w:t>
       </w:r>
-      <w:ins w:id="16" w:author="Gottfried Zimmermann" w:date="2026-06-26T15:57:00Z" w16du:dateUtc="2026-06-26T13:57:00Z">
-        <w:r>
-          <w:rPr>
-            <w:lang w:bidi="th-TH"/>
-          </w:rPr>
-          <w:t xml:space="preserve"> für Ihren Prüfungstermin</w:t>
-        </w:r>
-      </w:ins>
+      <w:r>
+        <w:rPr>
+          <w:lang w:bidi="th-TH"/>
+        </w:rPr>
+        <w:t xml:space="preserve"> für Ihren Prüfungstermin</w:t>
+      </w:r>
     </w:p>
     <w:p>
       <w:pPr>
@@ -800,67 +720,15 @@
           <w:numId w:val="5"/>
         </w:numPr>
         <w:rPr>
-          <w:del w:id="17" w:author="Gottfried Zimmermann" w:date="2026-06-26T15:58:00Z" w16du:dateUtc="2026-06-26T13:58:00Z"/>
-          <w:lang w:bidi="th-TH"/>
-        </w:rPr>
-      </w:pPr>
-      <w:del w:id="18" w:author="Gottfried Zimmermann" w:date="2026-06-26T15:58:00Z" w16du:dateUtc="2026-06-26T13:58:00Z">
-        <w:r>
-          <w:rPr>
-            <w:lang w:bidi="th-TH"/>
-          </w:rPr>
-          <w:delText>Am Tag der Prüfung finden Sie das Passwort für die Prüfung im Examenskurs. Wichtig:</w:delText>
-        </w:r>
-        <w:r>
-          <w:delText xml:space="preserve"> </w:delText>
-        </w:r>
-        <w:r>
-          <w:rPr>
-            <w:lang w:bidi="th-TH"/>
-          </w:rPr>
-          <w:delText xml:space="preserve">Das Passwort wird nach jeder Prüfung geändert! </w:delText>
-        </w:r>
-        <w:r>
-          <w:rPr>
-            <w:lang w:bidi="th-TH"/>
-          </w:rPr>
-          <w:delText>Das neue Passwort ist nur während dem Prüfungszeitraum aktiv. B</w:delText>
-        </w:r>
-        <w:r>
-          <w:rPr>
-            <w:lang w:bidi="th-TH"/>
-          </w:rPr>
-          <w:delText xml:space="preserve">itte prüfen Sie rechtzeitig vor Ihrem Prüfungstermin, ob Sie die aktuelle Version haben. </w:delText>
-        </w:r>
-      </w:del>
-    </w:p>
-    <w:p>
-      <w:pPr>
-        <w:pStyle w:val="Listenabsatz"/>
-        <w:numPr>
-          <w:ilvl w:val="0"/>
-          <w:numId w:val="5"/>
-        </w:numPr>
-        <w:rPr>
           <w:lang w:bidi="th-TH"/>
         </w:rPr>
       </w:pPr>
       <w:r>
         <w:t xml:space="preserve">Lesen Sie sich das Merkblatt für Nachteilsausgleiche sowie die Schritt-für-Schritt-Anleitung zum </w:t>
       </w:r>
-      <w:del w:id="19" w:author="Gottfried Zimmermann" w:date="2026-06-26T15:58:00Z" w16du:dateUtc="2026-06-26T13:58:00Z">
-        <w:r>
-          <w:delText>Einstellen</w:delText>
-        </w:r>
-        <w:r>
-          <w:delText xml:space="preserve"> der</w:delText>
-        </w:r>
-      </w:del>
-      <w:ins w:id="20" w:author="Gottfried Zimmermann" w:date="2026-06-26T15:58:00Z" w16du:dateUtc="2026-06-26T13:58:00Z">
-        <w:r>
-          <w:t>Erstellen einer</w:t>
-        </w:r>
-      </w:ins>
+      <w:r>
+        <w:t>Erstellen einer</w:t>
+      </w:r>
       <w:r>
         <w:t xml:space="preserve"> Zeitverlängerung </w:t>
       </w:r>
@@ -944,30 +812,18 @@
         </w:rPr>
         <w:t>Bei einem Antrag auf Nachteilsausgleich den entsprechenden Nachweis einholen</w:t>
       </w:r>
-      <w:ins w:id="21" w:author="Gottfried Zimmermann" w:date="2026-06-26T15:59:00Z" w16du:dateUtc="2026-06-26T13:59:00Z">
-        <w:r>
-          <w:rPr>
-            <w:lang w:bidi="th-TH"/>
-          </w:rPr>
-          <w:t>.</w:t>
-        </w:r>
-      </w:ins>
+      <w:r>
+        <w:rPr>
+          <w:lang w:bidi="th-TH"/>
+        </w:rPr>
+        <w:t>.</w:t>
+      </w:r>
       <w:r>
         <w:rPr>
           <w:lang w:bidi="th-TH"/>
         </w:rPr>
         <w:t xml:space="preserve"> </w:t>
       </w:r>
-      <w:moveFromRangeStart w:id="22" w:author="Gottfried Zimmermann" w:date="2026-06-26T15:59:00Z" w:name="move233382005"/>
-      <w:moveFrom w:id="23" w:author="Gottfried Zimmermann" w:date="2026-06-26T15:59:00Z" w16du:dateUtc="2026-06-26T13:59:00Z">
-        <w:r>
-          <w:rPr>
-            <w:lang w:bidi="th-TH"/>
-          </w:rPr>
-          <w:t>und die Zeitverlängerung im Examenskurs einrichten.</w:t>
-        </w:r>
-      </w:moveFrom>
-      <w:moveFromRangeEnd w:id="22"/>
     </w:p>
     <w:p>
       <w:pPr>
@@ -1139,15 +995,13 @@
           <w:numId w:val="8"/>
         </w:numPr>
       </w:pPr>
-      <w:ins w:id="24" w:author="Gottfried Zimmermann" w:date="2026-06-26T15:59:00Z" w16du:dateUtc="2026-06-26T13:59:00Z">
-        <w:r>
-          <w:rPr>
-            <w:szCs w:val="28"/>
-            <w:lang w:bidi="th-TH"/>
-          </w:rPr>
-          <w:t xml:space="preserve">Link und </w:t>
-        </w:r>
-      </w:ins>
+      <w:r>
+        <w:rPr>
+          <w:szCs w:val="28"/>
+          <w:lang w:bidi="th-TH"/>
+        </w:rPr>
+        <w:t xml:space="preserve">Link und </w:t>
+      </w:r>
       <w:r>
         <w:rPr>
           <w:szCs w:val="28"/>
@@ -1202,9 +1056,6 @@
           <w:ilvl w:val="0"/>
           <w:numId w:val="8"/>
         </w:numPr>
-        <w:rPr>
-          <w:ins w:id="25" w:author="Gottfried Zimmermann" w:date="2026-06-26T15:59:00Z" w16du:dateUtc="2026-06-26T13:59:00Z"/>
-        </w:rPr>
       </w:pPr>
       <w:r>
         <w:rPr>
@@ -1251,48 +1102,18 @@
           <w:numId w:val="8"/>
         </w:numPr>
       </w:pPr>
-      <w:moveToRangeStart w:id="26" w:author="Gottfried Zimmermann" w:date="2026-06-26T15:59:00Z" w:name="move233382005"/>
-      <w:moveTo w:id="27" w:author="Gottfried Zimmermann" w:date="2026-06-26T15:59:00Z" w16du:dateUtc="2026-06-26T13:59:00Z">
-        <w:del w:id="28" w:author="Gottfried Zimmermann" w:date="2026-06-26T16:00:00Z" w16du:dateUtc="2026-06-26T14:00:00Z">
-          <w:r>
-            <w:rPr>
-              <w:lang w:bidi="th-TH"/>
-            </w:rPr>
-            <w:delText xml:space="preserve">und die </w:delText>
-          </w:r>
-        </w:del>
-        <w:r>
-          <w:rPr>
-            <w:lang w:bidi="th-TH"/>
-          </w:rPr>
-          <w:t>Zeitverlängerung</w:t>
-        </w:r>
-      </w:moveTo>
-      <w:ins w:id="29" w:author="Gottfried Zimmermann" w:date="2026-06-26T16:00:00Z" w16du:dateUtc="2026-06-26T14:00:00Z">
-        <w:r>
-          <w:rPr>
-            <w:lang w:bidi="th-TH"/>
-          </w:rPr>
-          <w:t>en für Nachteilsausgleiche</w:t>
-        </w:r>
-      </w:ins>
-      <w:moveTo w:id="30" w:author="Gottfried Zimmermann" w:date="2026-06-26T15:59:00Z" w16du:dateUtc="2026-06-26T13:59:00Z">
-        <w:r>
-          <w:rPr>
-            <w:lang w:bidi="th-TH"/>
-          </w:rPr>
-          <w:t xml:space="preserve"> im Examenskurs einrichten.</w:t>
-        </w:r>
-      </w:moveTo>
-      <w:moveToRangeEnd w:id="26"/>
-      <w:ins w:id="31" w:author="Gottfried Zimmermann" w:date="2026-06-26T16:00:00Z" w16du:dateUtc="2026-06-26T14:00:00Z">
-        <w:r>
-          <w:rPr>
-            <w:lang w:bidi="th-TH"/>
-          </w:rPr>
-          <w:t xml:space="preserve"> Hinweis: Das geht erst, nachdem die entsprechenden Personen dem Examenskurs beigetreten sind.</w:t>
-        </w:r>
-      </w:ins>
+      <w:r>
+        <w:rPr>
+          <w:lang w:bidi="th-TH"/>
+        </w:rPr>
+        <w:t>Zeitverlängerungen für Nachteilsausgleiche im Examenskurs einrichten.</w:t>
+      </w:r>
+      <w:r>
+        <w:rPr>
+          <w:lang w:bidi="th-TH"/>
+        </w:rPr>
+        <w:t xml:space="preserve"> Hinweis: Das geht erst, nachdem die entsprechenden Personen dem Examenskurs beigetreten sind.</w:t>
+      </w:r>
     </w:p>
     <w:p>
       <w:pPr>
@@ -1334,7 +1155,6 @@
           <w:numId w:val="9"/>
         </w:numPr>
         <w:rPr>
-          <w:ins w:id="32" w:author="Gottfried Zimmermann" w:date="2026-06-26T16:02:00Z" w16du:dateUtc="2026-06-26T14:02:00Z"/>
           <w:lang w:bidi="th-TH"/>
         </w:rPr>
       </w:pPr>
@@ -1356,30 +1176,12 @@
           <w:lang w:bidi="th-TH"/>
         </w:rPr>
       </w:pPr>
-      <w:ins w:id="33" w:author="Gottfried Zimmermann" w:date="2026-06-26T16:02:00Z" w16du:dateUtc="2026-06-26T14:02:00Z">
-        <w:r>
-          <w:rPr>
-            <w:lang w:bidi="th-TH"/>
-          </w:rPr>
-          <w:t>Wenn Sie einen Prüfling beim Betrug erwischen (unerlaubte Hilfsmittel, Abschreiben von anderen Prüflingen), ord</w:t>
-        </w:r>
-      </w:ins>
-      <w:ins w:id="34" w:author="Gottfried Zimmermann" w:date="2026-06-26T16:03:00Z" w16du:dateUtc="2026-06-26T14:03:00Z">
-        <w:r>
-          <w:rPr>
-            <w:lang w:bidi="th-TH"/>
-          </w:rPr>
-          <w:t>nen Sie diesen der Gruppe „Betrugsversuch“ zu. Hinweis: Im Examenskurs die Teilnehmerliste anzeigen lassen, dann bei der Person die Gruppe „Betrugsversuch“ einstellen. Ab dann kann diese Person nicht mehr auf das Examen und</w:t>
-        </w:r>
-      </w:ins>
-      <w:ins w:id="35" w:author="Gottfried Zimmermann" w:date="2026-06-26T16:04:00Z" w16du:dateUtc="2026-06-26T14:04:00Z">
-        <w:r>
-          <w:rPr>
-            <w:lang w:bidi="th-TH"/>
-          </w:rPr>
-          <w:t xml:space="preserve"> auf das Kurszertifikat zugreifen. </w:t>
-        </w:r>
-      </w:ins>
+      <w:r>
+        <w:rPr>
+          <w:lang w:bidi="th-TH"/>
+        </w:rPr>
+        <w:t xml:space="preserve">Wenn Sie einen Prüfling beim Betrug erwischen (unerlaubte Hilfsmittel, Abschreiben von anderen Prüflingen), ordnen Sie diesen der Gruppe „Betrugsversuch“ zu. Hinweis: Im Examenskurs die Teilnehmerliste anzeigen lassen, dann bei der Person die Gruppe „Betrugsversuch“ einstellen. Ab dann kann diese Person nicht mehr auf das Examen und auf das Kurszertifikat zugreifen. </w:t>
+      </w:r>
     </w:p>
     <w:p>
       <w:pPr>
@@ -1528,19 +1330,25 @@
           <w:ilvl w:val="0"/>
           <w:numId w:val="10"/>
         </w:numPr>
-        <w:rPr>
-          <w:del w:id="36" w:author="Gottfried Zimmermann" w:date="2026-06-26T16:01:00Z" w16du:dateUtc="2026-06-26T14:01:00Z"/>
-          <w:lang w:bidi="th-TH"/>
-        </w:rPr>
-      </w:pPr>
-      <w:del w:id="37" w:author="Gottfried Zimmermann" w:date="2026-06-26T16:01:00Z" w16du:dateUtc="2026-06-26T14:01:00Z">
-        <w:r>
-          <w:rPr>
-            <w:lang w:bidi="th-TH"/>
-          </w:rPr>
-          <w:delText>Nach Ablauf der Zeit alle Prüflinge auffordern, die elektronische Prüfung abzuschließen (ABSENDEN-Button).</w:delText>
-        </w:r>
-      </w:del>
+      </w:pPr>
+      <w:r>
+        <w:rPr>
+          <w:lang w:bidi="th-TH"/>
+        </w:rPr>
+        <w:t>Auf Feedback-Fragebogen zur Prüfung im Examenskurs hinweisen</w:t>
+      </w:r>
+      <w:r>
+        <w:rPr>
+          <w:lang w:bidi="th-TH"/>
+        </w:rPr>
+        <w:t xml:space="preserve"> (falls vorhanden)</w:t>
+      </w:r>
+      <w:r>
+        <w:rPr>
+          <w:lang w:bidi="th-TH"/>
+        </w:rPr>
+        <w:t>.</w:t>
+      </w:r>
     </w:p>
     <w:p>
       <w:pPr>
@@ -1549,42 +1357,29 @@
           <w:ilvl w:val="0"/>
           <w:numId w:val="10"/>
         </w:numPr>
+        <w:rPr>
+          <w:lang w:bidi="th-TH"/>
+        </w:rPr>
       </w:pPr>
       <w:r>
         <w:rPr>
           <w:lang w:bidi="th-TH"/>
         </w:rPr>
-        <w:t>Auf Feedback-Fragebogen zur Prüfung im Examenskurs hinweisen</w:t>
+        <w:t xml:space="preserve">Unterschriebene Teilnahmeliste und Protokollblatt einscannen und per </w:t>
       </w:r>
+      <w:proofErr w:type="gramStart"/>
       <w:r>
         <w:rPr>
           <w:lang w:bidi="th-TH"/>
         </w:rPr>
-        <w:t xml:space="preserve"> (falls vorhanden)</w:t>
+        <w:t>Email</w:t>
       </w:r>
+      <w:proofErr w:type="gramEnd"/>
       <w:r>
         <w:rPr>
           <w:lang w:bidi="th-TH"/>
         </w:rPr>
-        <w:t>.</w:t>
-      </w:r>
-    </w:p>
-    <w:p>
-      <w:pPr>
-        <w:pStyle w:val="Listenabsatz"/>
-        <w:numPr>
-          <w:ilvl w:val="0"/>
-          <w:numId w:val="10"/>
-        </w:numPr>
-        <w:rPr>
-          <w:lang w:bidi="th-TH"/>
-        </w:rPr>
-      </w:pPr>
-      <w:r>
-        <w:rPr>
-          <w:lang w:bidi="th-TH"/>
-        </w:rPr>
-        <w:t xml:space="preserve">Unterschriebene Teilnahmeliste und Protokollblatt einscannen und per Email an </w:t>
+        <w:t xml:space="preserve"> an </w:t>
       </w:r>
       <w:r>
         <w:rPr>
@@ -1717,14 +1512,12 @@
         </w:rPr>
         <w:t>.</w:t>
       </w:r>
-      <w:ins w:id="38" w:author="Gottfried Zimmermann" w:date="2026-06-26T16:01:00Z" w16du:dateUtc="2026-06-26T14:01:00Z">
-        <w:r>
-          <w:rPr>
-            <w:lang w:bidi="th-TH"/>
-          </w:rPr>
-          <w:t xml:space="preserve"> </w:t>
-        </w:r>
-      </w:ins>
+      <w:r>
+        <w:rPr>
+          <w:lang w:bidi="th-TH"/>
+        </w:rPr>
+        <w:t xml:space="preserve"> </w:t>
+      </w:r>
     </w:p>
     <w:p>
       <w:pPr>
@@ -3333,14 +3126,6 @@
     <w:abstractNumId w:val="5"/>
   </w:num>
 </w:numbering>
-</file>
-
-<file path=word/people.xml><?xml version="1.0" encoding="utf-8"?>
-<w15:people xmlns:wpc="http://schemas.microsoft.com/office/word/2010/wordprocessingCanvas" xmlns:cx="http://schemas.microsoft.com/office/drawing/2014/chartex" xmlns:cx1="http://schemas.microsoft.com/office/drawing/2015/9/8/chartex" xmlns:cx2="http://schemas.microsoft.com/office/drawing/2015/10/21/chartex" xmlns:cx3="http://schemas.microsoft.com/office/drawing/2016/5/9/chartex" xmlns:cx4="http://schemas.microsoft.com/office/drawing/2016/5/10/chartex" xmlns:cx5="http://schemas.microsoft.com/office/drawing/2016/5/11/chartex" xmlns:cx6="http://schemas.microsoft.com/office/drawing/2016/5/12/chartex" xmlns:cx7="http://schemas.microsoft.com/office/drawing/2016/5/13/chartex" xmlns:cx8="http://schemas.microsoft.com/office/drawing/2016/5/14/chartex" xmlns:mc="http://schemas.openxmlformats.org/markup-compatibility/2006" xmlns:aink="http://schemas.microsoft.com/office/drawing/2016/ink" xmlns:am3d="http://schemas.microsoft.com/office/drawing/2017/model3d" xmlns:o="urn:schemas-microsoft-com:office:office" xmlns:oel="http://schemas.microsoft.com/office/2019/extlst" xmlns:r="http://schemas.openxmlformats.org/officeDocument/2006/relationships" xmlns:m="http://schemas.openxmlformats.org/officeDocument/2006/math" xmlns:v="urn:schemas-microsoft-com:vml" xmlns:wp14="http://schemas.microsoft.com/office/word/2010/wordprocessingDrawing" xmlns:wp="http://schemas.openxmlformats.org/drawingml/2006/wordprocessingDrawing" xmlns:w10="urn:schemas-microsoft-com:office:word" xmlns:w="http://schemas.openxmlformats.org/wordprocessingml/2006/main" xmlns:w14="http://schemas.microsoft.com/office/word/2010/wordml" xmlns:w15="http://schemas.microsoft.com/office/word/2012/wordml" xmlns:w16cex="http://schemas.microsoft.com/office/word/2018/wordml/cex" xmlns:w16cid="http://schemas.microsoft.com/office/word/2016/wordml/cid" xmlns:w16="http://schemas.microsoft.com/office/word/2018/wordml" xmlns:w16du="http://schemas.microsoft.com/office/word/2023/wordml/word16du" xmlns:w16sdtdh="http://schemas.microsoft.com/office/word/2020/wordml/sdtdatahash" xmlns:w16sdtfl="http://schemas.microsoft.com/office/word/2024/wordml/sdtformatlock" xmlns:w16se="http://schemas.microsoft.com/office/word/2015/wordml/symex" xmlns:wpg="http://schemas.microsoft.com/office/word/2010/wordprocessingGroup" xmlns:wpi="http://schemas.microsoft.com/office/word/2010/wordprocessingInk" xmlns:wne="http://schemas.microsoft.com/office/word/2006/wordml" xmlns:wps="http://schemas.microsoft.com/office/word/2010/wordprocessingShape" mc:Ignorable="w14 w15 w16se w16cid w16 w16cex w16sdtdh w16sdtfl w16du wp14">
-  <w15:person w15:author="Gottfried Zimmermann">
-    <w15:presenceInfo w15:providerId="Windows Live" w15:userId="89dddc6042953ddf"/>
-  </w15:person>
-</w15:people>
 </file>
 
 <file path=word/styles.xml><?xml version="1.0" encoding="utf-8"?>
